--- a/dist/BO_NOP_HOAN_CHINH_2026-06/3_luan_an_chuong_phu_luc/chuong_1_gioi_thieu_vi.docx
+++ b/dist/BO_NOP_HOAN_CHINH_2026-06/3_luan_an_chuong_phu_luc/chuong_1_gioi_thieu_vi.docx
@@ -59,7 +59,7 @@
         <w:pStyle w:val="FirstParagraph"/>
       </w:pPr>
       <w:r>
-        <w:t xml:space="preserve">Quốc tế hóa doanh nghiệp là một trong những chủ đề trung tâm của kinh doanh quốc tế trong hơn nửa thế kỷ qua. Kể từ khi Johanson và Vahlne (1977) đề xuất mô hình Uppsala về quá trình quốc tế hóa tuần tự, hàng thập kỷ nghiên cứu đã tích lũy nhằm trả lời câu hỏi cốt lõi: liệu quốc tế hóa có thực sự cải thiện hiệu quả hoạt động của doanh nghiệp hay không, và trong điều kiện nào điều đó xảy ra? Lu và Beamish (2004) cung cấp bằng chứng quan trọng về quan hệ hình chữ S (S-curve) giữa mức độ quốc tế hóa và hiệu quả, trong khi Contractor et al. (2003) và nhiều nghiên cứu tiếp theo tiếp tục thách thức, bổ sung và điều chỉnh kết luận đó. Dù tranh luận học thuật vẫn chưa ngã ngũ, sự đồng thuận hiện nay cho thấy mối quan hệ quốc tế hóa–hiệu quả doanh nghiệp (I–P) là có thực nhưng phức tạp, phụ thuộc vào nhiều điều kiện biên.</w:t>
+        <w:t xml:space="preserve">Quốc tế hóa doanh nghiệp là một trong những chủ đề trung tâm của kinh doanh quốc tế trong hơn nửa thế kỷ qua. Kể từ khi Johanson và Vahlne (1977) đề xuất mô hình Uppsala về quá trình quốc tế hóa tuần tự, hàng thập kỷ nghiên cứu đã tích lũy nhằm trả lời câu hỏi cốt lõi: liệu quốc tế hóa có thực sự cải thiện hiệu quả hoạt động kinh doanh của doanh nghiệp hay không, và trong điều kiện nào điều đó xảy ra? Lu và Beamish (2004) cung cấp bằng chứng quan trọng về quan hệ hình chữ S (S-curve) giữa mức độ quốc tế hóa và hiệu quả, trong khi Contractor et al. (2003) và nhiều nghiên cứu tiếp theo tiếp tục thách thức, bổ sung và điều chỉnh kết luận đó. Dù tranh luận học thuật vẫn chưa ngã ngũ, sự đồng thuận hiện nay cho thấy mối quan hệ quốc tế hóa–hiệu quả hoạt động kinh doanh của doanh nghiệp (I–P) là có thực nhưng phức tạp, phụ thuộc vào nhiều điều kiện biên.</w:t>
       </w:r>
     </w:p>
     <w:p>
@@ -154,7 +154,7 @@
         <w:t xml:space="preserve"> </w:t>
       </w:r>
       <w:r>
-        <w:t xml:space="preserve">(demographic dividend) phụ thuộc vào năng lực tạo việc làm năng suất cao của khu vực doanh nghiệp, điều này khiến câu hỏi về cơ chế chuyển hóa quốc tế hóa thành hiệu quả doanh nghiệp trở thành một vấn đề phát triển cấp bách chứ không chỉ là tranh luận học thuật.</w:t>
+        <w:t xml:space="preserve">(demographic dividend) phụ thuộc vào năng lực tạo việc làm năng suất cao của khu vực doanh nghiệp, điều này khiến câu hỏi về cơ chế chuyển hóa quốc tế hóa thành hiệu quả hoạt động kinh doanh của doanh nghiệp trở thành một vấn đề phát triển cấp bách chứ không chỉ là tranh luận học thuật.</w:t>
       </w:r>
     </w:p>
     <w:p>
@@ -222,7 +222,7 @@
         <w:pStyle w:val="BodyText"/>
       </w:pPr>
       <w:r>
-        <w:t xml:space="preserve">Ba dịch chuyển trên hội tụ vào một hàm ý chung: hiểu được khi nào và trong điều kiện nào quốc tế hóa cải thiện hiệu quả doanh nghiệp không còn là câu hỏi thuần lý thuyết mà là điều kiện tiên quyết để thiết kế chính sách phát triển hữu hiệu cho khu vực châu Á–Thái Bình Dương đa dạng về thể chế. Luận án này định vị trong khoảng giao đó, kết nối tranh luận học thuật về quan hệ quốc tế hóa và hiệu quả với nhu cầu chính sách đương đại bằng một khung đa tầng và bằng chứng cấp doanh nghiệp quy mô lớn nhất từng có cho khu vực.</w:t>
+        <w:t xml:space="preserve">Ba dịch chuyển trên hội tụ vào một hàm ý chung: hiểu được khi nào và trong điều kiện nào quốc tế hóa cải thiện hiệu quả hoạt động kinh doanh của doanh nghiệp không còn là câu hỏi thuần lý thuyết mà là điều kiện tiên quyết để thiết kế chính sách phát triển hữu hiệu cho khu vực châu Á–Thái Bình Dương đa dạng về thể chế. Luận án này định vị trong khoảng giao đó, kết nối tranh luận học thuật về quan hệ quốc tế hóa và hiệu quả với nhu cầu chính sách đương đại bằng một khung đa tầng và bằng chứng cấp doanh nghiệp quy mô lớn nhất từng có cho khu vực.</w:t>
       </w:r>
     </w:p>
     <w:p>
@@ -247,7 +247,7 @@
         <w:pStyle w:val="FirstParagraph"/>
       </w:pPr>
       <w:r>
-        <w:t xml:space="preserve">Ba lực dịch chuyển vĩ mô nêu trên không tác động độc lập mà giao thoa theo cách làm sắc nét thêm câu hỏi nghiên cứu ở cấp doanh nghiệp. Áp lực việc làm ở các nền kinh tế biên chỉ được hóa giải nếu khu vực doanh nghiệp tạo ra được việc làm năng suất cao, mà nguồn năng suất quan trọng nhất ở các nền kinh tế nhỏ và mở chính là sự tham gia hiệu quả vào thị trường quốc tế. Do đó, câu hỏi về điều kiện để quốc tế hóa cải thiện hiệu quả doanh nghiệp gắn trực tiếp với năng lực hấp thụ lực lượng lao động trẻ đang gia tăng nhanh trong khu vực.</w:t>
+        <w:t xml:space="preserve">Ba lực dịch chuyển vĩ mô nêu trên không tác động độc lập mà giao thoa theo cách làm sắc nét thêm câu hỏi nghiên cứu ở cấp doanh nghiệp. Áp lực việc làm ở các nền kinh tế biên chỉ được hóa giải nếu khu vực doanh nghiệp tạo ra được việc làm năng suất cao, mà nguồn năng suất quan trọng nhất ở các nền kinh tế nhỏ và mở chính là sự tham gia hiệu quả vào thị trường quốc tế. Do đó, câu hỏi về điều kiện để quốc tế hóa cải thiện hiệu quả hoạt động kinh doanh của doanh nghiệp gắn trực tiếp với năng lực hấp thụ lực lượng lao động trẻ đang gia tăng nhanh trong khu vực.</w:t>
       </w:r>
     </w:p>
     <w:p>
@@ -282,7 +282,7 @@
         <w:pStyle w:val="FirstParagraph"/>
       </w:pPr>
       <w:r>
-        <w:t xml:space="preserve">Mặc dù đã có hàng trăm nghiên cứu thực nghiệm, bằng chứng về mối quan hệ giữa quốc tế hóa và hiệu quả hoạt động của doanh nghiệp vẫn chưa thống nhất và tản mạn. Các phân tích tổng hợp (meta-analyses) về quan hệ quốc tế hóa và hiệu quả liên tục cho thấy tác động tổng hợp là dương nhưng nhỏ, hệ số tương quan tổng hợp r trong khoảng 0,07–0,13, đồng thời mức độ dị biệt giữa các nghiên cứu rất cao với I² thường vượt 80% (Bausch &amp; Krist, 2007; Kirca et al., 2012; Marano et al., 2016; Wu et al., 2022). Tình trạng dị biệt cao này không phải là tín hiệu của sai sót phương pháp, mà là bằng chứng cho thấy quan hệ quốc tế hóa và hiệu quả phụ thuộc sâu sắc vào điều kiện bối cảnh. Arte và Larimo (2022) lập luận rằng dị biệt cao gợi ý sự cần thiết phải chuyển dịch từ mô hình đơn biến sang khung đa tầng có tính đến thể chế, năng lực và đặc điểm nhà quản trị.</w:t>
+        <w:t xml:space="preserve">Mặc dù đã có hàng trăm nghiên cứu thực nghiệm, bằng chứng về mối quan hệ giữa quốc tế hóa và hiệu quả hoạt động kinh doanh của doanh nghiệp vẫn chưa thống nhất và tản mạn. Các phân tích tổng hợp (meta-analyses) về quan hệ quốc tế hóa và hiệu quả liên tục cho thấy tác động tổng hợp là dương nhưng nhỏ, hệ số tương quan tổng hợp r trong khoảng 0,07–0,13, đồng thời mức độ dị biệt giữa các nghiên cứu rất cao với I² thường vượt 80% (Bausch &amp; Krist, 2007; Kirca et al., 2012; Marano et al., 2016; Wu et al., 2022). Tình trạng dị biệt cao này không phải là tín hiệu của sai sót phương pháp, mà là bằng chứng cho thấy quan hệ quốc tế hóa và hiệu quả phụ thuộc sâu sắc vào điều kiện bối cảnh. Arte và Larimo (2022) lập luận rằng dị biệt cao gợi ý sự cần thiết phải chuyển dịch từ mô hình đơn biến sang khung đa tầng có tính đến thể chế, năng lực và đặc điểm nhà quản trị.</w:t>
       </w:r>
     </w:p>
     <w:p>
@@ -347,7 +347,7 @@
         <w:pStyle w:val="FirstParagraph"/>
       </w:pPr>
       <w:r>
-        <w:t xml:space="preserve">Mục tiêu tổng quát của luận án là xây dựng và kiểm định một khung giải thích đa tầng cho mối quan hệ giữa quốc tế hóa và hiệu quả hoạt động của doanh nghiệp tại các quốc gia châu Á, trong đó làm rõ vai trò điều tiết của thể chế, năng lực số và đặc điểm nhà quản trị.</w:t>
+        <w:t xml:space="preserve">Mục tiêu tổng quát của luận án là xây dựng và kiểm định một khung giải thích đa tầng cho mối quan hệ giữa quốc tế hóa và hiệu quả hoạt động kinh doanh của doanh nghiệp tại các quốc gia châu Á, trong đó làm rõ vai trò điều tiết của thể chế, năng lực số và đặc điểm nhà quản trị.</w:t>
       </w:r>
     </w:p>
     <w:p>
@@ -380,7 +380,7 @@
         <w:pStyle w:val="FirstParagraph"/>
       </w:pPr>
       <w:r>
-        <w:t xml:space="preserve">Câu hỏi nghiên cứu trung tâm của luận án là: Quốc tế hóa ảnh hưởng đến hiệu quả hoạt động của doanh nghiệp ở châu Á như thế nào, và những điều kiện nào, về thể chế, năng lực số và đặc điểm nhà quản trị, giải thích sự dị biệt cao trong mối quan hệ đó?</w:t>
+        <w:t xml:space="preserve">Câu hỏi nghiên cứu trung tâm của luận án là: Quốc tế hóa ảnh hưởng đến hiệu quả hoạt động kinh doanh của doanh nghiệp ở châu Á như thế nào, và những điều kiện nào, về thể chế, năng lực số và đặc điểm nhà quản trị, giải thích sự dị biệt cao trong mối quan hệ đó?</w:t>
       </w:r>
     </w:p>
     <w:p>
@@ -388,7 +388,7 @@
         <w:pStyle w:val="BodyText"/>
       </w:pPr>
       <w:r>
-        <w:t xml:space="preserve">Từ câu hỏi trung tâm đó, bốn câu hỏi nghiên cứu cụ thể được đặt ra. Câu hỏi nghiên cứu thứ nhất (RQ1) là: Tác động tổng hợp của quốc tế hóa lên hiệu quả hoạt động của doanh nghiệp trong tài liệu 1977–2026 là gì, mức độ dị biệt ở mức nào, và những các biến điều tiết nào giải thích dị biệt đó một cách có hệ thống? Câu hỏi nghiên cứu thứ hai (RQ2) là: Trong từng bối cảnh quốc gia cụ thể bao gồm Singapore, Việt Nam và Trung Quốc, mối quan hệ quốc tế hóa và hiệu quả vận hành theo những cơ chế đặc thù nào và sự phi tuyến có biểu hiện ra sao? Câu hỏi nghiên cứu thứ ba (RQ3) là: Trên phạm vi đa quốc gia châu Á bao gồm 50 nền kinh tế châu Á và Thái Bình Dương (bao gồm 7 nền kinh tế Pacific SIDS), vai trò điều tiết của chỉ số chấp nhận số (DAI) và năng lực công nghệ index (TCI) có khái quát hóa được không, và hai cấu trúc này có thực sự vận hành theo các cơ chế khác nhau không? Câu hỏi nghiên cứu thứ tư (RQ4) là: Vai trò của thể chế, đo bằng chế độ con ICRV, cùng với sự phân biệt giữa TCI và DAI, và đặc điểm nhà quản trị trong việc điều tiết mối quan hệ quốc tế hóa và hiệu quả là gì, và sự tương tác ba chiều giữa ba tầng đó có ý nghĩa như thế nào?</w:t>
+        <w:t xml:space="preserve">Từ câu hỏi trung tâm đó, bốn câu hỏi nghiên cứu cụ thể được đặt ra. Câu hỏi nghiên cứu thứ nhất (RQ1) là: Tác động tổng hợp của quốc tế hóa lên hiệu quả hoạt động kinh doanh của doanh nghiệp trong tài liệu 1977–2026 là gì, mức độ dị biệt ở mức nào, và những các biến điều tiết nào giải thích dị biệt đó một cách có hệ thống? Câu hỏi nghiên cứu thứ hai (RQ2) là: Trong từng bối cảnh quốc gia cụ thể bao gồm Singapore, Việt Nam và Trung Quốc, mối quan hệ quốc tế hóa và hiệu quả vận hành theo những cơ chế đặc thù nào và sự phi tuyến có biểu hiện ra sao? Câu hỏi nghiên cứu thứ ba (RQ3) là: Trên phạm vi đa quốc gia châu Á bao gồm 50 nền kinh tế châu Á và Thái Bình Dương (bao gồm 7 nền kinh tế Pacific SIDS), vai trò điều tiết của chỉ số chấp nhận số (DAI) và năng lực công nghệ index (TCI) có khái quát hóa được không, và hai cấu trúc này có thực sự vận hành theo các cơ chế khác nhau không? Câu hỏi nghiên cứu thứ tư (RQ4) là: Vai trò của thể chế, đo bằng chế độ con ICRV, cùng với sự phân biệt giữa TCI và DAI, và đặc điểm nhà quản trị trong việc điều tiết mối quan hệ quốc tế hóa và hiệu quả là gì, và sự tương tác ba chiều giữa ba tầng đó có ý nghĩa như thế nào?</w:t>
       </w:r>
     </w:p>
     <w:p>
@@ -422,7 +422,7 @@
         <w:pStyle w:val="FirstParagraph"/>
       </w:pPr>
       <w:r>
-        <w:t xml:space="preserve">Đối tượng nghiên cứu của luận án là mối quan hệ giữa quốc tế hóa và hiệu quả hoạt động của doanh nghiệp (internationalization–firm performance relationship) cùng với các yếu tố điều tiết của mối quan hệ đó, bao gồm bối cảnh thể chế, năng lực số và đặc điểm nhà quản trị cấp cao. Đơn vị phân tích là doanh nghiệp ở cấp độ tổ chức (firm-level analysis), không phải cấp độ ngành hay cấp độ quốc gia.</w:t>
+        <w:t xml:space="preserve">Đối tượng nghiên cứu của luận án là mối quan hệ giữa quốc tế hóa và hiệu quả hoạt động kinh doanh của doanh nghiệp (internationalization–firm performance relationship) cùng với các yếu tố điều tiết của mối quan hệ đó, bao gồm bối cảnh thể chế, năng lực số và đặc điểm nhà quản trị cấp cao. Đơn vị phân tích là doanh nghiệp ở cấp độ tổ chức (firm-level analysis), không phải cấp độ ngành hay cấp độ quốc gia.</w:t>
       </w:r>
     </w:p>
     <w:bookmarkEnd w:id="27"/>
@@ -573,7 +573,7 @@
         <w:pStyle w:val="FirstParagraph"/>
       </w:pPr>
       <w:r>
-        <w:t xml:space="preserve">Dựa trên khung lý thuyết tích hợp đa tầng bao gồm mô hình Uppsala, lý thuyết dựa trên nguồn lực, lý thuyết thể chế, Lý thuyết thượng tầng quản trị và lăng kính năng lực số, luận án đề xuất hệ giả thuyết khoa học với sáu giả thuyết trọng tâm. Quan hệ nền giữa quốc tế hóa và hiệu quả hoạt động doanh nghiệp mang dạng phi tuyến, cụ thể là dạng chữ U ngược, với chi phí thâm nhập và thích nghi cao ở giai đoạn đầu và lợi ích quy mô, học hỏi và đa dạng hóa thị trường ở giai đoạn sau, đến khi chi phí điều phối vượt quá lợi ích sẽ dẫn đến sự suy giảm hiệu quả. năng lực công nghệ index (TCI) điều tiết dương quan hệ quốc tế hóa và hiệu quả bằng cách mở rộng biên thích nghi và tăng cường khả năng khai thác lợi thế cạnh tranh ở thị trường quốc tế. Chỉ số chấp nhận số (DAI), được hiểu là biến đại diện foundational chấp nhận số, có tác động điều tiết không đơn điệu và phụ thuộc vào chế độ thể chế: ở các nền kinh tế có thể chế tốt, DAI khuếch đại lợi ích của quốc tế hóa; ở các nền kinh tế với thể chế yếu, DAI có thể khuếch đại chi phí điều phối khi mức độ quốc tế hóa vượt ngưỡng. Bối cảnh thể chế, đo bằng chế độ con ICRV, điều tiết cả dạng và độ lớn của quan hệ quốc tế hóa và hiệu quả, tạo ra phổ thể chế từ tác động dương lớn ở tiên tiến đổi mới đến tác động âm ở đang nổi và SIDS extreme. Đặc điểm nhà quản trị cấp cao, cụ thể là kinh nghiệm quốc tế và đa dạng giới tính, điều tiết dương quan hệ quốc tế hóa và hiệu quả thông qua cơ chế tăng cường nhận diện cơ hội và quản trị rủi ro. Ngoài sáu giả thuyết trọng tâm H1–H6, luận án phát biểu thêm giả thuyết điều kiện biên H1b: tại các nền kinh tế SIDS (ICRV Nhóm VI), nơi ba điều kiện cấu trúc tối thiểu đồng thời bị vi phạm, thị trường nội địa quá nhỏ, chi phí thương mại cực cao, và thiếu hỗ trợ thể chế, dạng chữ U ngược</w:t>
+        <w:t xml:space="preserve">Dựa trên khung lý thuyết tích hợp đa tầng bao gồm mô hình Uppsala, lý thuyết dựa trên nguồn lực, lý thuyết thể chế, Lý thuyết thượng tầng quản trị và lăng kính năng lực số, luận án đề xuất hệ giả thuyết khoa học với sáu giả thuyết trọng tâm. Quan hệ nền giữa quốc tế hóa và hiệu quả hoạt động kinh doanh của doanh nghiệp mang dạng phi tuyến, cụ thể là dạng chữ U ngược, với chi phí thâm nhập và thích nghi cao ở giai đoạn đầu và lợi ích quy mô, học hỏi và đa dạng hóa thị trường ở giai đoạn sau, đến khi chi phí điều phối vượt quá lợi ích sẽ dẫn đến sự suy giảm hiệu quả. năng lực công nghệ index (TCI) điều tiết dương quan hệ quốc tế hóa và hiệu quả bằng cách mở rộng biên thích nghi và tăng cường khả năng khai thác lợi thế cạnh tranh ở thị trường quốc tế. Chỉ số chấp nhận số (DAI), được hiểu là biến đại diện foundational chấp nhận số, có tác động điều tiết không đơn điệu và phụ thuộc vào chế độ thể chế: ở các nền kinh tế có thể chế tốt, DAI khuếch đại lợi ích của quốc tế hóa; ở các nền kinh tế với thể chế yếu, DAI có thể khuếch đại chi phí điều phối khi mức độ quốc tế hóa vượt ngưỡng. Bối cảnh thể chế, đo bằng chế độ con ICRV, điều tiết cả dạng và độ lớn của quan hệ quốc tế hóa và hiệu quả, tạo ra phổ thể chế từ tác động dương lớn ở tiên tiến đổi mới đến tác động âm ở đang nổi và SIDS extreme. Đặc điểm nhà quản trị cấp cao, cụ thể là kinh nghiệm quốc tế và đa dạng giới tính, điều tiết dương quan hệ quốc tế hóa và hiệu quả thông qua cơ chế tăng cường nhận diện cơ hội và quản trị rủi ro. Ngoài sáu giả thuyết trọng tâm H1–H6, luận án phát biểu thêm giả thuyết điều kiện biên H1b: tại các nền kinh tế SIDS (ICRV Nhóm VI), nơi ba điều kiện cấu trúc tối thiểu đồng thời bị vi phạm, thị trường nội địa quá nhỏ, chi phí thương mại cực cao, và thiếu hỗ trợ thể chế, dạng chữ U ngược</w:t>
       </w:r>
       <w:r>
         <w:t xml:space="preserve"> </w:t>

--- a/dist/BO_NOP_HOAN_CHINH_2026-06/3_luan_an_chuong_phu_luc/chuong_1_gioi_thieu_vi.docx
+++ b/dist/BO_NOP_HOAN_CHINH_2026-06/3_luan_an_chuong_phu_luc/chuong_1_gioi_thieu_vi.docx
@@ -1307,7 +1307,7 @@
     <w:bookmarkEnd w:id="39"/>
     <w:sectPr>
       <w:pgSz w:h="16838" w:w="11906"/>
-      <w:pgMar w:bottom="1417" w:left="1417" w:right="1417" w:top="1417"/>
+      <w:pgMar w:bottom="1134" w:left="1701" w:right="1134" w:top="1134"/>
     </w:sectPr>
   </w:body>
 </w:document>
@@ -1442,13 +1442,13 @@
     <w:name w:val="Normal"/>
     <w:qFormat/>
     <w:pPr>
-      <w:spacing w:line="276" w:lineRule="auto"/>
-      <w:jc w:val="both"/>
-    </w:pPr>
-    <w:rPr>
-      <w:rFonts w:ascii="Times New Roman" w:eastAsia="Times New Roman" w:hAnsi="Times New Roman"/>
-      <w:color w:val="000000"/>
-      <w:sz w:val="24"/>
+      <w:spacing w:line="288" w:lineRule="auto"/>
+      <w:jc w:val="both"/>
+    </w:pPr>
+    <w:rPr>
+      <w:rFonts w:ascii="Times New Roman" w:eastAsia="Times New Roman" w:hAnsi="Times New Roman"/>
+      <w:color w:val="000000"/>
+      <w:sz w:val="26"/>
     </w:rPr>
   </w:style>
   <w:style w:styleId="BodyText" w:type="paragraph">
@@ -1456,14 +1456,14 @@
     <w:basedOn w:val="Normal"/>
     <w:link w:val="BodyTextChar"/>
     <w:pPr>
-      <w:spacing w:after="180" w:before="180" w:line="276" w:lineRule="auto"/>
+      <w:spacing w:after="180" w:before="180" w:line="288" w:lineRule="auto"/>
       <w:jc w:val="both"/>
     </w:pPr>
     <w:qFormat/>
     <w:rPr>
       <w:rFonts w:ascii="Times New Roman" w:eastAsia="Times New Roman" w:hAnsi="Times New Roman"/>
       <w:color w:val="000000"/>
-      <w:sz w:val="24"/>
+      <w:sz w:val="26"/>
     </w:rPr>
   </w:style>
   <w:style w:customStyle="1" w:styleId="FirstParagraph" w:type="paragraph">
@@ -1472,13 +1472,13 @@
     <w:next w:val="BodyText"/>
     <w:qFormat/>
     <w:pPr>
-      <w:spacing w:line="276" w:lineRule="auto"/>
-      <w:jc w:val="both"/>
-    </w:pPr>
-    <w:rPr>
-      <w:rFonts w:ascii="Times New Roman" w:eastAsia="Times New Roman" w:hAnsi="Times New Roman"/>
-      <w:color w:val="000000"/>
-      <w:sz w:val="24"/>
+      <w:spacing w:line="288" w:lineRule="auto"/>
+      <w:jc w:val="both"/>
+    </w:pPr>
+    <w:rPr>
+      <w:rFonts w:ascii="Times New Roman" w:eastAsia="Times New Roman" w:hAnsi="Times New Roman"/>
+      <w:color w:val="000000"/>
+      <w:sz w:val="26"/>
     </w:rPr>
   </w:style>
   <w:style w:customStyle="1" w:styleId="Compact" w:type="paragraph">
@@ -1486,13 +1486,13 @@
     <w:basedOn w:val="BodyText"/>
     <w:qFormat/>
     <w:pPr>
-      <w:spacing w:after="36" w:before="36" w:line="276" w:lineRule="auto"/>
-      <w:jc w:val="both"/>
-    </w:pPr>
-    <w:rPr>
-      <w:rFonts w:ascii="Times New Roman" w:eastAsia="Times New Roman" w:hAnsi="Times New Roman"/>
-      <w:color w:val="000000"/>
-      <w:sz w:val="24"/>
+      <w:spacing w:after="36" w:before="36" w:line="288" w:lineRule="auto"/>
+      <w:jc w:val="both"/>
+    </w:pPr>
+    <w:rPr>
+      <w:rFonts w:ascii="Times New Roman" w:eastAsia="Times New Roman" w:hAnsi="Times New Roman"/>
+      <w:color w:val="000000"/>
+      <w:sz w:val="26"/>
     </w:rPr>
   </w:style>
   <w:style w:styleId="Title" w:type="paragraph">
@@ -1503,7 +1503,7 @@
     <w:pPr>
       <w:keepNext/>
       <w:keepLines/>
-      <w:spacing w:after="240" w:before="480" w:line="276" w:lineRule="auto"/>
+      <w:spacing w:after="240" w:before="480" w:line="288" w:lineRule="auto"/>
       <w:jc w:val="both"/>
     </w:pPr>
     <w:rPr>
@@ -1511,7 +1511,7 @@
       <w:b/>
       <w:bCs/>
       <w:color w:val="000000"/>
-      <w:sz w:val="24"/>
+      <w:sz w:val="26"/>
       <w:szCs w:val="36"/>
     </w:rPr>
   </w:style>
@@ -1523,13 +1523,13 @@
     <w:pPr>
       <w:keepNext/>
       <w:keepLines/>
-      <w:spacing w:after="240" w:before="240" w:line="276" w:lineRule="auto"/>
-      <w:jc w:val="both"/>
-    </w:pPr>
-    <w:rPr>
-      <w:rFonts w:ascii="Times New Roman" w:eastAsia="Times New Roman" w:hAnsi="Times New Roman"/>
-      <w:color w:val="000000"/>
-      <w:sz w:val="24"/>
+      <w:spacing w:after="240" w:before="240" w:line="288" w:lineRule="auto"/>
+      <w:jc w:val="both"/>
+    </w:pPr>
+    <w:rPr>
+      <w:rFonts w:ascii="Times New Roman" w:eastAsia="Times New Roman" w:hAnsi="Times New Roman"/>
+      <w:color w:val="000000"/>
+      <w:sz w:val="26"/>
       <w:szCs w:val="30"/>
     </w:rPr>
   </w:style>
@@ -1540,13 +1540,13 @@
     <w:pPr>
       <w:keepNext/>
       <w:keepLines/>
-      <w:spacing w:line="276" w:lineRule="auto"/>
-      <w:jc w:val="both"/>
-    </w:pPr>
-    <w:rPr>
-      <w:rFonts w:ascii="Times New Roman" w:eastAsia="Times New Roman" w:hAnsi="Times New Roman"/>
-      <w:color w:val="000000"/>
-      <w:sz w:val="24"/>
+      <w:spacing w:line="288" w:lineRule="auto"/>
+      <w:jc w:val="both"/>
+    </w:pPr>
+    <w:rPr>
+      <w:rFonts w:ascii="Times New Roman" w:eastAsia="Times New Roman" w:hAnsi="Times New Roman"/>
+      <w:color w:val="000000"/>
+      <w:sz w:val="26"/>
     </w:rPr>
   </w:style>
   <w:style w:styleId="Date" w:type="paragraph">
@@ -1556,13 +1556,13 @@
     <w:pPr>
       <w:keepNext/>
       <w:keepLines/>
-      <w:spacing w:line="276" w:lineRule="auto"/>
-      <w:jc w:val="both"/>
-    </w:pPr>
-    <w:rPr>
-      <w:rFonts w:ascii="Times New Roman" w:eastAsia="Times New Roman" w:hAnsi="Times New Roman"/>
-      <w:color w:val="000000"/>
-      <w:sz w:val="24"/>
+      <w:spacing w:line="288" w:lineRule="auto"/>
+      <w:jc w:val="both"/>
+    </w:pPr>
+    <w:rPr>
+      <w:rFonts w:ascii="Times New Roman" w:eastAsia="Times New Roman" w:hAnsi="Times New Roman"/>
+      <w:color w:val="000000"/>
+      <w:sz w:val="26"/>
     </w:rPr>
   </w:style>
   <w:style w:customStyle="1" w:styleId="AbstractTitle" w:type="paragraph">
@@ -1574,11 +1574,11 @@
       <w:keepNext/>
       <w:keepLines/>
       <w:jc w:val="both"/>
-      <w:spacing w:after="0" w:before="300" w:line="276" w:lineRule="auto"/>
-    </w:pPr>
-    <w:rPr>
-      <w:color w:val="000000"/>
-      <w:sz w:val="24"/>
+      <w:spacing w:after="0" w:before="300" w:line="288" w:lineRule="auto"/>
+    </w:pPr>
+    <w:rPr>
+      <w:color w:val="000000"/>
+      <w:sz w:val="26"/>
       <w:szCs w:val="20"/>
       <w:rFonts w:ascii="Times New Roman" w:eastAsia="Times New Roman" w:hAnsi="Times New Roman"/>
       <w:b/>
@@ -1592,13 +1592,13 @@
     <w:pPr>
       <w:keepNext/>
       <w:keepLines/>
-      <w:spacing w:after="300" w:before="100" w:line="276" w:lineRule="auto"/>
-      <w:jc w:val="both"/>
-    </w:pPr>
-    <w:rPr>
-      <w:rFonts w:ascii="Times New Roman" w:eastAsia="Times New Roman" w:hAnsi="Times New Roman"/>
-      <w:color w:val="000000"/>
-      <w:sz w:val="24"/>
+      <w:spacing w:after="300" w:before="100" w:line="288" w:lineRule="auto"/>
+      <w:jc w:val="both"/>
+    </w:pPr>
+    <w:rPr>
+      <w:rFonts w:ascii="Times New Roman" w:eastAsia="Times New Roman" w:hAnsi="Times New Roman"/>
+      <w:color w:val="000000"/>
+      <w:sz w:val="26"/>
       <w:szCs w:val="20"/>
     </w:rPr>
   </w:style>
@@ -1608,13 +1608,13 @@
     <w:next w:val="Bibliography"/>
     <w:qFormat/>
     <w:pPr>
-      <w:spacing w:line="276" w:lineRule="auto"/>
-      <w:jc w:val="both"/>
-    </w:pPr>
-    <w:rPr>
-      <w:rFonts w:ascii="Times New Roman" w:eastAsia="Times New Roman" w:hAnsi="Times New Roman"/>
-      <w:color w:val="000000"/>
-      <w:sz w:val="24"/>
+      <w:spacing w:line="288" w:lineRule="auto"/>
+      <w:jc w:val="both"/>
+    </w:pPr>
+    <w:rPr>
+      <w:rFonts w:ascii="Times New Roman" w:eastAsia="Times New Roman" w:hAnsi="Times New Roman"/>
+      <w:color w:val="000000"/>
+      <w:sz w:val="26"/>
     </w:rPr>
   </w:style>
   <w:style w:styleId="Heading1" w:type="paragraph">
@@ -1626,7 +1626,7 @@
     <w:pPr>
       <w:keepNext/>
       <w:keepLines/>
-      <w:spacing w:after="0" w:before="480" w:line="276" w:lineRule="auto"/>
+      <w:spacing w:after="0" w:before="480" w:line="288" w:lineRule="auto"/>
       <w:jc w:val="both"/>
       <w:outlineLvl w:val="0"/>
     </w:pPr>
@@ -1635,7 +1635,7 @@
       <w:b/>
       <w:bCs/>
       <w:color w:val="000000"/>
-      <w:sz w:val="24"/>
+      <w:sz w:val="26"/>
       <w:szCs w:val="32"/>
     </w:rPr>
   </w:style>
@@ -1649,7 +1649,7 @@
     <w:pPr>
       <w:keepNext/>
       <w:keepLines/>
-      <w:spacing w:after="0" w:before="200" w:line="276" w:lineRule="auto"/>
+      <w:spacing w:after="0" w:before="200" w:line="288" w:lineRule="auto"/>
       <w:jc w:val="both"/>
       <w:outlineLvl w:val="1"/>
     </w:pPr>
@@ -1658,7 +1658,7 @@
       <w:b/>
       <w:bCs/>
       <w:color w:val="000000"/>
-      <w:sz w:val="24"/>
+      <w:sz w:val="26"/>
       <w:szCs w:val="28"/>
     </w:rPr>
   </w:style>
@@ -1672,7 +1672,7 @@
     <w:pPr>
       <w:keepNext/>
       <w:keepLines/>
-      <w:spacing w:after="0" w:before="200" w:line="276" w:lineRule="auto"/>
+      <w:spacing w:after="0" w:before="200" w:line="288" w:lineRule="auto"/>
       <w:jc w:val="both"/>
       <w:outlineLvl w:val="2"/>
     </w:pPr>
@@ -1681,7 +1681,7 @@
       <w:b/>
       <w:bCs/>
       <w:color w:val="000000"/>
-      <w:sz w:val="24"/>
+      <w:sz w:val="26"/>
       <w:szCs w:val="24"/>
     </w:rPr>
   </w:style>
@@ -1695,7 +1695,7 @@
     <w:pPr>
       <w:keepNext/>
       <w:keepLines/>
-      <w:spacing w:after="0" w:before="200" w:line="276" w:lineRule="auto"/>
+      <w:spacing w:after="0" w:before="200" w:line="288" w:lineRule="auto"/>
       <w:jc w:val="both"/>
       <w:outlineLvl w:val="3"/>
     </w:pPr>
@@ -1704,7 +1704,7 @@
       <w:i/>
       <w:bCs/>
       <w:color w:val="000000"/>
-      <w:sz w:val="24"/>
+      <w:sz w:val="26"/>
       <w:szCs w:val="24"/>
     </w:rPr>
   </w:style>
@@ -1718,7 +1718,7 @@
     <w:pPr>
       <w:keepNext/>
       <w:keepLines/>
-      <w:spacing w:after="0" w:before="200" w:line="276" w:lineRule="auto"/>
+      <w:spacing w:after="0" w:before="200" w:line="288" w:lineRule="auto"/>
       <w:jc w:val="both"/>
       <w:outlineLvl w:val="4"/>
     </w:pPr>
@@ -1726,7 +1726,7 @@
       <w:rFonts w:ascii="Times New Roman" w:asciiTheme="majorHAnsi" w:cstheme="majorBidi" w:eastAsia="Times New Roman" w:eastAsiaTheme="majorEastAsia" w:hAnsi="Times New Roman" w:hAnsiTheme="majorHAnsi"/>
       <w:iCs/>
       <w:color w:val="000000"/>
-      <w:sz w:val="24"/>
+      <w:sz w:val="26"/>
       <w:szCs w:val="24"/>
     </w:rPr>
   </w:style>
@@ -1740,14 +1740,14 @@
     <w:pPr>
       <w:keepNext/>
       <w:keepLines/>
-      <w:spacing w:after="0" w:before="200" w:line="276" w:lineRule="auto"/>
+      <w:spacing w:after="0" w:before="200" w:line="288" w:lineRule="auto"/>
       <w:jc w:val="both"/>
       <w:outlineLvl w:val="5"/>
     </w:pPr>
     <w:rPr>
       <w:rFonts w:ascii="Times New Roman" w:asciiTheme="majorHAnsi" w:cstheme="majorBidi" w:eastAsia="Times New Roman" w:eastAsiaTheme="majorEastAsia" w:hAnsi="Times New Roman" w:hAnsiTheme="majorHAnsi"/>
       <w:color w:val="000000"/>
-      <w:sz w:val="24"/>
+      <w:sz w:val="26"/>
       <w:szCs w:val="24"/>
     </w:rPr>
   </w:style>
@@ -1761,14 +1761,14 @@
     <w:pPr>
       <w:keepNext/>
       <w:keepLines/>
-      <w:spacing w:after="0" w:before="200" w:line="276" w:lineRule="auto"/>
+      <w:spacing w:after="0" w:before="200" w:line="288" w:lineRule="auto"/>
       <w:jc w:val="both"/>
       <w:outlineLvl w:val="6"/>
     </w:pPr>
     <w:rPr>
       <w:rFonts w:ascii="Times New Roman" w:asciiTheme="majorHAnsi" w:cstheme="majorBidi" w:eastAsia="Times New Roman" w:eastAsiaTheme="majorEastAsia" w:hAnsi="Times New Roman" w:hAnsiTheme="majorHAnsi"/>
       <w:color w:val="000000"/>
-      <w:sz w:val="24"/>
+      <w:sz w:val="26"/>
       <w:szCs w:val="24"/>
     </w:rPr>
   </w:style>
@@ -1782,14 +1782,14 @@
     <w:pPr>
       <w:keepNext/>
       <w:keepLines/>
-      <w:spacing w:after="0" w:before="200" w:line="276" w:lineRule="auto"/>
+      <w:spacing w:after="0" w:before="200" w:line="288" w:lineRule="auto"/>
       <w:jc w:val="both"/>
       <w:outlineLvl w:val="7"/>
     </w:pPr>
     <w:rPr>
       <w:rFonts w:ascii="Times New Roman" w:asciiTheme="majorHAnsi" w:cstheme="majorBidi" w:eastAsia="Times New Roman" w:eastAsiaTheme="majorEastAsia" w:hAnsi="Times New Roman" w:hAnsiTheme="majorHAnsi"/>
       <w:color w:val="000000"/>
-      <w:sz w:val="24"/>
+      <w:sz w:val="26"/>
       <w:szCs w:val="24"/>
     </w:rPr>
   </w:style>
@@ -1803,14 +1803,14 @@
     <w:pPr>
       <w:keepNext/>
       <w:keepLines/>
-      <w:spacing w:after="0" w:before="200" w:line="276" w:lineRule="auto"/>
+      <w:spacing w:after="0" w:before="200" w:line="288" w:lineRule="auto"/>
       <w:jc w:val="both"/>
       <w:outlineLvl w:val="8"/>
     </w:pPr>
     <w:rPr>
       <w:rFonts w:ascii="Times New Roman" w:asciiTheme="majorHAnsi" w:cstheme="majorBidi" w:eastAsia="Times New Roman" w:eastAsiaTheme="majorEastAsia" w:hAnsi="Times New Roman" w:hAnsiTheme="majorHAnsi"/>
       <w:color w:val="000000"/>
-      <w:sz w:val="24"/>
+      <w:sz w:val="26"/>
       <w:szCs w:val="24"/>
     </w:rPr>
   </w:style>
@@ -1822,14 +1822,14 @@
     <w:unhideWhenUsed/>
     <w:qFormat/>
     <w:pPr>
-      <w:spacing w:after="100" w:before="100" w:line="276" w:lineRule="auto"/>
+      <w:spacing w:after="100" w:before="100" w:line="288" w:lineRule="auto"/>
       <w:ind w:firstLine="0" w:left="480" w:right="480"/>
       <w:jc w:val="both"/>
     </w:pPr>
     <w:rPr>
       <w:rFonts w:ascii="Times New Roman" w:eastAsia="Times New Roman" w:hAnsi="Times New Roman"/>
       <w:color w:val="000000"/>
-      <w:sz w:val="24"/>
+      <w:sz w:val="26"/>
     </w:rPr>
   </w:style>
   <w:style w:styleId="FootnoteText" w:type="paragraph">
@@ -1840,13 +1840,13 @@
     <w:unhideWhenUsed/>
     <w:qFormat/>
     <w:pPr>
-      <w:spacing w:line="276" w:lineRule="auto"/>
-      <w:jc w:val="both"/>
-    </w:pPr>
-    <w:rPr>
-      <w:rFonts w:ascii="Times New Roman" w:eastAsia="Times New Roman" w:hAnsi="Times New Roman"/>
-      <w:color w:val="000000"/>
-      <w:sz w:val="24"/>
+      <w:spacing w:line="288" w:lineRule="auto"/>
+      <w:jc w:val="both"/>
+    </w:pPr>
+    <w:rPr>
+      <w:rFonts w:ascii="Times New Roman" w:eastAsia="Times New Roman" w:hAnsi="Times New Roman"/>
+      <w:color w:val="000000"/>
+      <w:sz w:val="26"/>
     </w:rPr>
   </w:style>
   <w:style w:default="1" w:styleId="DefaultParagraphFont" w:type="character">
@@ -1856,7 +1856,7 @@
     <w:rPr>
       <w:rFonts w:ascii="Times New Roman" w:eastAsia="Times New Roman" w:hAnsi="Times New Roman"/>
       <w:color w:val="000000"/>
-      <w:sz w:val="24"/>
+      <w:sz w:val="26"/>
     </w:rPr>
   </w:style>
   <w:style w:default="1" w:styleId="Table" w:type="table">
@@ -1866,13 +1866,13 @@
     <w:unhideWhenUsed/>
     <w:qFormat/>
     <w:pPr>
-      <w:spacing w:line="276" w:lineRule="auto"/>
-      <w:jc w:val="both"/>
-    </w:pPr>
-    <w:rPr>
-      <w:rFonts w:ascii="Times New Roman" w:eastAsia="Times New Roman" w:hAnsi="Times New Roman"/>
-      <w:color w:val="000000"/>
-      <w:sz w:val="24"/>
+      <w:spacing w:line="288" w:lineRule="auto"/>
+      <w:jc w:val="both"/>
+    </w:pPr>
+    <w:rPr>
+      <w:rFonts w:ascii="Times New Roman" w:eastAsia="Times New Roman" w:hAnsi="Times New Roman"/>
+      <w:color w:val="000000"/>
+      <w:sz w:val="26"/>
     </w:rPr>
     <w:tblPr>
       <w:tblInd w:type="dxa" w:w="0"/>
@@ -1906,27 +1906,27 @@
     <w:pPr>
       <w:keepNext/>
       <w:keepLines/>
-      <w:spacing w:after="0" w:line="276" w:lineRule="auto"/>
+      <w:spacing w:after="0" w:line="288" w:lineRule="auto"/>
       <w:jc w:val="both"/>
     </w:pPr>
     <w:rPr>
       <w:rFonts w:ascii="Times New Roman" w:eastAsia="Times New Roman" w:hAnsi="Times New Roman"/>
       <w:b/>
       <w:color w:val="000000"/>
-      <w:sz w:val="24"/>
+      <w:sz w:val="26"/>
     </w:rPr>
   </w:style>
   <w:style w:customStyle="1" w:styleId="Definition" w:type="paragraph">
     <w:name w:val="Definition"/>
     <w:basedOn w:val="Normal"/>
     <w:pPr>
-      <w:spacing w:line="276" w:lineRule="auto"/>
-      <w:jc w:val="both"/>
-    </w:pPr>
-    <w:rPr>
-      <w:rFonts w:ascii="Times New Roman" w:eastAsia="Times New Roman" w:hAnsi="Times New Roman"/>
-      <w:color w:val="000000"/>
-      <w:sz w:val="24"/>
+      <w:spacing w:line="288" w:lineRule="auto"/>
+      <w:jc w:val="both"/>
+    </w:pPr>
+    <w:rPr>
+      <w:rFonts w:ascii="Times New Roman" w:eastAsia="Times New Roman" w:hAnsi="Times New Roman"/>
+      <w:color w:val="000000"/>
+      <w:sz w:val="26"/>
     </w:rPr>
   </w:style>
   <w:style w:styleId="Caption" w:type="paragraph">
@@ -1934,14 +1934,14 @@
     <w:basedOn w:val="Normal"/>
     <w:link w:val="BodyTextChar"/>
     <w:pPr>
-      <w:spacing w:after="120" w:before="0" w:line="276" w:lineRule="auto"/>
+      <w:spacing w:after="120" w:before="0" w:line="288" w:lineRule="auto"/>
       <w:jc w:val="both"/>
     </w:pPr>
     <w:rPr>
       <w:rFonts w:ascii="Times New Roman" w:eastAsia="Times New Roman" w:hAnsi="Times New Roman"/>
       <w:i/>
       <w:color w:val="000000"/>
-      <w:sz w:val="24"/>
+      <w:sz w:val="26"/>
     </w:rPr>
   </w:style>
   <w:style w:customStyle="1" w:styleId="TableCaption" w:type="paragraph">
@@ -1949,39 +1949,39 @@
     <w:basedOn w:val="Caption"/>
     <w:pPr>
       <w:keepNext/>
-      <w:spacing w:line="276" w:lineRule="auto"/>
-      <w:jc w:val="both"/>
-    </w:pPr>
-    <w:rPr>
-      <w:rFonts w:ascii="Times New Roman" w:eastAsia="Times New Roman" w:hAnsi="Times New Roman"/>
-      <w:color w:val="000000"/>
-      <w:sz w:val="24"/>
+      <w:spacing w:line="288" w:lineRule="auto"/>
+      <w:jc w:val="both"/>
+    </w:pPr>
+    <w:rPr>
+      <w:rFonts w:ascii="Times New Roman" w:eastAsia="Times New Roman" w:hAnsi="Times New Roman"/>
+      <w:color w:val="000000"/>
+      <w:sz w:val="26"/>
     </w:rPr>
   </w:style>
   <w:style w:customStyle="1" w:styleId="ImageCaption" w:type="paragraph">
     <w:name w:val="Image Caption"/>
     <w:basedOn w:val="Caption"/>
     <w:pPr>
-      <w:spacing w:line="276" w:lineRule="auto"/>
-      <w:jc w:val="both"/>
-    </w:pPr>
-    <w:rPr>
-      <w:rFonts w:ascii="Times New Roman" w:eastAsia="Times New Roman" w:hAnsi="Times New Roman"/>
-      <w:color w:val="000000"/>
-      <w:sz w:val="24"/>
+      <w:spacing w:line="288" w:lineRule="auto"/>
+      <w:jc w:val="both"/>
+    </w:pPr>
+    <w:rPr>
+      <w:rFonts w:ascii="Times New Roman" w:eastAsia="Times New Roman" w:hAnsi="Times New Roman"/>
+      <w:color w:val="000000"/>
+      <w:sz w:val="26"/>
     </w:rPr>
   </w:style>
   <w:style w:customStyle="1" w:styleId="Figure" w:type="paragraph">
     <w:name w:val="Figure"/>
     <w:basedOn w:val="Normal"/>
     <w:pPr>
-      <w:spacing w:line="276" w:lineRule="auto"/>
-      <w:jc w:val="both"/>
-    </w:pPr>
-    <w:rPr>
-      <w:rFonts w:ascii="Times New Roman" w:eastAsia="Times New Roman" w:hAnsi="Times New Roman"/>
-      <w:color w:val="000000"/>
-      <w:sz w:val="24"/>
+      <w:spacing w:line="288" w:lineRule="auto"/>
+      <w:jc w:val="both"/>
+    </w:pPr>
+    <w:rPr>
+      <w:rFonts w:ascii="Times New Roman" w:eastAsia="Times New Roman" w:hAnsi="Times New Roman"/>
+      <w:color w:val="000000"/>
+      <w:sz w:val="26"/>
     </w:rPr>
   </w:style>
   <w:style w:customStyle="1" w:styleId="CaptionedFigure" w:type="paragraph">
@@ -1989,13 +1989,13 @@
     <w:basedOn w:val="Figure"/>
     <w:pPr>
       <w:keepNext/>
-      <w:spacing w:line="276" w:lineRule="auto"/>
-      <w:jc w:val="both"/>
-    </w:pPr>
-    <w:rPr>
-      <w:rFonts w:ascii="Times New Roman" w:eastAsia="Times New Roman" w:hAnsi="Times New Roman"/>
-      <w:color w:val="000000"/>
-      <w:sz w:val="24"/>
+      <w:spacing w:line="288" w:lineRule="auto"/>
+      <w:jc w:val="both"/>
+    </w:pPr>
+    <w:rPr>
+      <w:rFonts w:ascii="Times New Roman" w:eastAsia="Times New Roman" w:hAnsi="Times New Roman"/>
+      <w:color w:val="000000"/>
+      <w:sz w:val="26"/>
     </w:rPr>
   </w:style>
   <w:style w:customStyle="1" w:styleId="BodyTextChar" w:type="character">
@@ -2005,7 +2005,7 @@
     <w:rPr>
       <w:rFonts w:ascii="Times New Roman" w:eastAsia="Times New Roman" w:hAnsi="Times New Roman"/>
       <w:color w:val="000000"/>
-      <w:sz w:val="24"/>
+      <w:sz w:val="26"/>
     </w:rPr>
   </w:style>
   <w:style w:customStyle="1" w:styleId="VerbatimChar" w:type="character">
@@ -2014,7 +2014,7 @@
     <w:rPr>
       <w:rFonts w:ascii="Times New Roman" w:eastAsia="Times New Roman" w:hAnsi="Times New Roman"/>
       <w:color w:val="000000"/>
-      <w:sz w:val="24"/>
+      <w:sz w:val="26"/>
     </w:rPr>
   </w:style>
   <w:style w:customStyle="1" w:styleId="SectionNumber" w:type="character">
@@ -2023,7 +2023,7 @@
     <w:rPr>
       <w:rFonts w:ascii="Times New Roman" w:eastAsia="Times New Roman" w:hAnsi="Times New Roman"/>
       <w:color w:val="000000"/>
-      <w:sz w:val="24"/>
+      <w:sz w:val="26"/>
     </w:rPr>
   </w:style>
   <w:style w:styleId="FootnoteReference" w:type="character">
@@ -2032,7 +2032,7 @@
     <w:rPr>
       <w:rFonts w:ascii="Times New Roman" w:eastAsia="Times New Roman" w:hAnsi="Times New Roman"/>
       <w:color w:val="000000"/>
-      <w:sz w:val="24"/>
+      <w:sz w:val="26"/>
       <w:vertAlign w:val="superscript"/>
     </w:rPr>
   </w:style>
@@ -2042,7 +2042,7 @@
     <w:rPr>
       <w:rFonts w:ascii="Times New Roman" w:eastAsia="Times New Roman" w:hAnsi="Times New Roman"/>
       <w:color w:val="000000"/>
-      <w:sz w:val="24"/>
+      <w:sz w:val="26"/>
     </w:rPr>
   </w:style>
   <w:style w:styleId="TOCHeading" w:type="paragraph">
@@ -2053,7 +2053,7 @@
     <w:unhideWhenUsed/>
     <w:qFormat/>
     <w:pPr>
-      <w:spacing w:before="240" w:line="276" w:lineRule="auto"/>
+      <w:spacing w:before="240" w:line="288" w:lineRule="auto"/>
       <w:jc w:val="both"/>
       <w:outlineLvl w:val="9"/>
     </w:pPr>
@@ -2062,242 +2062,317 @@
       <w:b w:val="0"/>
       <w:bCs w:val="0"/>
       <w:color w:val="000000"/>
-      <w:sz w:val="24"/>
-    </w:rPr>
-  </w:style>
-  <w:style w:type="paragraph" w:customStyle="1" w:styleId="SourceCode">
+      <w:sz w:val="26"/>
+    </w:rPr>
+  </w:style>
+  <w:style w:customStyle="1" w:styleId="SourceCode" w:type="paragraph">
     <w:name w:val="Source Code"/>
     <w:basedOn w:val="Normal"/>
     <w:link w:val="VerbatimChar"/>
     <w:pPr>
       <w:wordWrap w:val="off"/>
-    </w:pPr>
-  </w:style>
-  <w:style w:type="character" w:customStyle="1" w:styleId="KeywordTok">
+      <w:spacing w:line="288" w:lineRule="auto"/>
+      <w:jc w:val="both"/>
+    </w:pPr>
+    <w:rPr>
+      <w:rFonts w:ascii="Times New Roman" w:eastAsia="Times New Roman" w:hAnsi="Times New Roman"/>
+      <w:color w:val="000000"/>
+      <w:sz w:val="26"/>
+    </w:rPr>
+  </w:style>
+  <w:style w:customStyle="1" w:styleId="KeywordTok" w:type="character">
     <w:name w:val="KeywordTok"/>
     <w:basedOn w:val="VerbatimChar"/>
     <w:rPr>
-      <w:color w:val="007020"/>
+      <w:rFonts w:ascii="Times New Roman" w:eastAsia="Times New Roman" w:hAnsi="Times New Roman"/>
       <w:b/>
-    </w:rPr>
-  </w:style>
-  <w:style w:type="character" w:customStyle="1" w:styleId="DataTypeTok">
+      <w:color w:val="000000"/>
+      <w:sz w:val="26"/>
+    </w:rPr>
+  </w:style>
+  <w:style w:customStyle="1" w:styleId="DataTypeTok" w:type="character">
     <w:name w:val="DataTypeTok"/>
     <w:basedOn w:val="VerbatimChar"/>
     <w:rPr>
-      <w:color w:val="902000"/>
-    </w:rPr>
-  </w:style>
-  <w:style w:type="character" w:customStyle="1" w:styleId="DecValTok">
+      <w:rFonts w:ascii="Times New Roman" w:eastAsia="Times New Roman" w:hAnsi="Times New Roman"/>
+      <w:color w:val="000000"/>
+      <w:sz w:val="26"/>
+    </w:rPr>
+  </w:style>
+  <w:style w:customStyle="1" w:styleId="DecValTok" w:type="character">
     <w:name w:val="DecValTok"/>
     <w:basedOn w:val="VerbatimChar"/>
     <w:rPr>
-      <w:color w:val="40a070"/>
-    </w:rPr>
-  </w:style>
-  <w:style w:type="character" w:customStyle="1" w:styleId="BaseNTok">
+      <w:rFonts w:ascii="Times New Roman" w:eastAsia="Times New Roman" w:hAnsi="Times New Roman"/>
+      <w:color w:val="000000"/>
+      <w:sz w:val="26"/>
+    </w:rPr>
+  </w:style>
+  <w:style w:customStyle="1" w:styleId="BaseNTok" w:type="character">
     <w:name w:val="BaseNTok"/>
     <w:basedOn w:val="VerbatimChar"/>
     <w:rPr>
-      <w:color w:val="40a070"/>
-    </w:rPr>
-  </w:style>
-  <w:style w:type="character" w:customStyle="1" w:styleId="FloatTok">
+      <w:rFonts w:ascii="Times New Roman" w:eastAsia="Times New Roman" w:hAnsi="Times New Roman"/>
+      <w:color w:val="000000"/>
+      <w:sz w:val="26"/>
+    </w:rPr>
+  </w:style>
+  <w:style w:customStyle="1" w:styleId="FloatTok" w:type="character">
     <w:name w:val="FloatTok"/>
     <w:basedOn w:val="VerbatimChar"/>
     <w:rPr>
-      <w:color w:val="40a070"/>
-    </w:rPr>
-  </w:style>
-  <w:style w:type="character" w:customStyle="1" w:styleId="ConstantTok">
+      <w:rFonts w:ascii="Times New Roman" w:eastAsia="Times New Roman" w:hAnsi="Times New Roman"/>
+      <w:color w:val="000000"/>
+      <w:sz w:val="26"/>
+    </w:rPr>
+  </w:style>
+  <w:style w:customStyle="1" w:styleId="ConstantTok" w:type="character">
     <w:name w:val="ConstantTok"/>
     <w:basedOn w:val="VerbatimChar"/>
     <w:rPr>
-      <w:color w:val="880000"/>
-    </w:rPr>
-  </w:style>
-  <w:style w:type="character" w:customStyle="1" w:styleId="CharTok">
+      <w:rFonts w:ascii="Times New Roman" w:eastAsia="Times New Roman" w:hAnsi="Times New Roman"/>
+      <w:color w:val="000000"/>
+      <w:sz w:val="26"/>
+    </w:rPr>
+  </w:style>
+  <w:style w:customStyle="1" w:styleId="CharTok" w:type="character">
     <w:name w:val="CharTok"/>
     <w:basedOn w:val="VerbatimChar"/>
     <w:rPr>
-      <w:color w:val="4070a0"/>
-    </w:rPr>
-  </w:style>
-  <w:style w:type="character" w:customStyle="1" w:styleId="SpecialCharTok">
+      <w:rFonts w:ascii="Times New Roman" w:eastAsia="Times New Roman" w:hAnsi="Times New Roman"/>
+      <w:color w:val="000000"/>
+      <w:sz w:val="26"/>
+    </w:rPr>
+  </w:style>
+  <w:style w:customStyle="1" w:styleId="SpecialCharTok" w:type="character">
     <w:name w:val="SpecialCharTok"/>
     <w:basedOn w:val="VerbatimChar"/>
     <w:rPr>
-      <w:color w:val="4070a0"/>
-    </w:rPr>
-  </w:style>
-  <w:style w:type="character" w:customStyle="1" w:styleId="StringTok">
+      <w:rFonts w:ascii="Times New Roman" w:eastAsia="Times New Roman" w:hAnsi="Times New Roman"/>
+      <w:color w:val="000000"/>
+      <w:sz w:val="26"/>
+    </w:rPr>
+  </w:style>
+  <w:style w:customStyle="1" w:styleId="StringTok" w:type="character">
     <w:name w:val="StringTok"/>
     <w:basedOn w:val="VerbatimChar"/>
     <w:rPr>
-      <w:color w:val="4070a0"/>
-    </w:rPr>
-  </w:style>
-  <w:style w:type="character" w:customStyle="1" w:styleId="VerbatimStringTok">
+      <w:rFonts w:ascii="Times New Roman" w:eastAsia="Times New Roman" w:hAnsi="Times New Roman"/>
+      <w:color w:val="000000"/>
+      <w:sz w:val="26"/>
+    </w:rPr>
+  </w:style>
+  <w:style w:customStyle="1" w:styleId="VerbatimStringTok" w:type="character">
     <w:name w:val="VerbatimStringTok"/>
     <w:basedOn w:val="VerbatimChar"/>
     <w:rPr>
-      <w:color w:val="4070a0"/>
-    </w:rPr>
-  </w:style>
-  <w:style w:type="character" w:customStyle="1" w:styleId="SpecialStringTok">
+      <w:rFonts w:ascii="Times New Roman" w:eastAsia="Times New Roman" w:hAnsi="Times New Roman"/>
+      <w:color w:val="000000"/>
+      <w:sz w:val="26"/>
+    </w:rPr>
+  </w:style>
+  <w:style w:customStyle="1" w:styleId="SpecialStringTok" w:type="character">
     <w:name w:val="SpecialStringTok"/>
     <w:basedOn w:val="VerbatimChar"/>
     <w:rPr>
-      <w:color w:val="bb6688"/>
-    </w:rPr>
-  </w:style>
-  <w:style w:type="character" w:customStyle="1" w:styleId="ImportTok">
+      <w:rFonts w:ascii="Times New Roman" w:eastAsia="Times New Roman" w:hAnsi="Times New Roman"/>
+      <w:color w:val="000000"/>
+      <w:sz w:val="26"/>
+    </w:rPr>
+  </w:style>
+  <w:style w:customStyle="1" w:styleId="ImportTok" w:type="character">
     <w:name w:val="ImportTok"/>
     <w:basedOn w:val="VerbatimChar"/>
     <w:rPr>
-      <w:color w:val="008000"/>
+      <w:rFonts w:ascii="Times New Roman" w:eastAsia="Times New Roman" w:hAnsi="Times New Roman"/>
       <w:b/>
-    </w:rPr>
-  </w:style>
-  <w:style w:type="character" w:customStyle="1" w:styleId="CommentTok">
+      <w:color w:val="000000"/>
+      <w:sz w:val="26"/>
+    </w:rPr>
+  </w:style>
+  <w:style w:customStyle="1" w:styleId="CommentTok" w:type="character">
     <w:name w:val="CommentTok"/>
     <w:basedOn w:val="VerbatimChar"/>
     <w:rPr>
-      <w:color w:val="60a0b0"/>
+      <w:rFonts w:ascii="Times New Roman" w:eastAsia="Times New Roman" w:hAnsi="Times New Roman"/>
       <w:i/>
-    </w:rPr>
-  </w:style>
-  <w:style w:type="character" w:customStyle="1" w:styleId="DocumentationTok">
+      <w:color w:val="000000"/>
+      <w:sz w:val="26"/>
+    </w:rPr>
+  </w:style>
+  <w:style w:customStyle="1" w:styleId="DocumentationTok" w:type="character">
     <w:name w:val="DocumentationTok"/>
     <w:basedOn w:val="VerbatimChar"/>
     <w:rPr>
-      <w:color w:val="ba2121"/>
+      <w:rFonts w:ascii="Times New Roman" w:eastAsia="Times New Roman" w:hAnsi="Times New Roman"/>
       <w:i/>
-    </w:rPr>
-  </w:style>
-  <w:style w:type="character" w:customStyle="1" w:styleId="AnnotationTok">
+      <w:color w:val="000000"/>
+      <w:sz w:val="26"/>
+    </w:rPr>
+  </w:style>
+  <w:style w:customStyle="1" w:styleId="AnnotationTok" w:type="character">
     <w:name w:val="AnnotationTok"/>
     <w:basedOn w:val="VerbatimChar"/>
     <w:rPr>
-      <w:color w:val="60a0b0"/>
+      <w:rFonts w:ascii="Times New Roman" w:eastAsia="Times New Roman" w:hAnsi="Times New Roman"/>
       <w:b/>
       <w:i/>
-    </w:rPr>
-  </w:style>
-  <w:style w:type="character" w:customStyle="1" w:styleId="CommentVarTok">
+      <w:color w:val="000000"/>
+      <w:sz w:val="26"/>
+    </w:rPr>
+  </w:style>
+  <w:style w:customStyle="1" w:styleId="CommentVarTok" w:type="character">
     <w:name w:val="CommentVarTok"/>
     <w:basedOn w:val="VerbatimChar"/>
     <w:rPr>
-      <w:color w:val="60a0b0"/>
+      <w:rFonts w:ascii="Times New Roman" w:eastAsia="Times New Roman" w:hAnsi="Times New Roman"/>
       <w:b/>
       <w:i/>
-    </w:rPr>
-  </w:style>
-  <w:style w:type="character" w:customStyle="1" w:styleId="OtherTok">
+      <w:color w:val="000000"/>
+      <w:sz w:val="26"/>
+    </w:rPr>
+  </w:style>
+  <w:style w:customStyle="1" w:styleId="OtherTok" w:type="character">
     <w:name w:val="OtherTok"/>
     <w:basedOn w:val="VerbatimChar"/>
     <w:rPr>
-      <w:color w:val="007020"/>
-    </w:rPr>
-  </w:style>
-  <w:style w:type="character" w:customStyle="1" w:styleId="FunctionTok">
+      <w:rFonts w:ascii="Times New Roman" w:eastAsia="Times New Roman" w:hAnsi="Times New Roman"/>
+      <w:color w:val="000000"/>
+      <w:sz w:val="26"/>
+    </w:rPr>
+  </w:style>
+  <w:style w:customStyle="1" w:styleId="FunctionTok" w:type="character">
     <w:name w:val="FunctionTok"/>
     <w:basedOn w:val="VerbatimChar"/>
     <w:rPr>
-      <w:color w:val="06287e"/>
-    </w:rPr>
-  </w:style>
-  <w:style w:type="character" w:customStyle="1" w:styleId="VariableTok">
+      <w:rFonts w:ascii="Times New Roman" w:eastAsia="Times New Roman" w:hAnsi="Times New Roman"/>
+      <w:color w:val="000000"/>
+      <w:sz w:val="26"/>
+    </w:rPr>
+  </w:style>
+  <w:style w:customStyle="1" w:styleId="VariableTok" w:type="character">
     <w:name w:val="VariableTok"/>
     <w:basedOn w:val="VerbatimChar"/>
     <w:rPr>
-      <w:color w:val="19177c"/>
-    </w:rPr>
-  </w:style>
-  <w:style w:type="character" w:customStyle="1" w:styleId="ControlFlowTok">
+      <w:rFonts w:ascii="Times New Roman" w:eastAsia="Times New Roman" w:hAnsi="Times New Roman"/>
+      <w:color w:val="000000"/>
+      <w:sz w:val="26"/>
+    </w:rPr>
+  </w:style>
+  <w:style w:customStyle="1" w:styleId="ControlFlowTok" w:type="character">
     <w:name w:val="ControlFlowTok"/>
     <w:basedOn w:val="VerbatimChar"/>
     <w:rPr>
-      <w:color w:val="007020"/>
+      <w:rFonts w:ascii="Times New Roman" w:eastAsia="Times New Roman" w:hAnsi="Times New Roman"/>
       <w:b/>
-    </w:rPr>
-  </w:style>
-  <w:style w:type="character" w:customStyle="1" w:styleId="OperatorTok">
+      <w:color w:val="000000"/>
+      <w:sz w:val="26"/>
+    </w:rPr>
+  </w:style>
+  <w:style w:customStyle="1" w:styleId="OperatorTok" w:type="character">
     <w:name w:val="OperatorTok"/>
     <w:basedOn w:val="VerbatimChar"/>
     <w:rPr>
-      <w:color w:val="666666"/>
-    </w:rPr>
-  </w:style>
-  <w:style w:type="character" w:customStyle="1" w:styleId="BuiltInTok">
+      <w:rFonts w:ascii="Times New Roman" w:eastAsia="Times New Roman" w:hAnsi="Times New Roman"/>
+      <w:color w:val="000000"/>
+      <w:sz w:val="26"/>
+    </w:rPr>
+  </w:style>
+  <w:style w:customStyle="1" w:styleId="BuiltInTok" w:type="character">
     <w:name w:val="BuiltInTok"/>
     <w:basedOn w:val="VerbatimChar"/>
     <w:rPr>
-      <w:color w:val="008000"/>
-    </w:rPr>
-  </w:style>
-  <w:style w:type="character" w:customStyle="1" w:styleId="ExtensionTok">
+      <w:rFonts w:ascii="Times New Roman" w:eastAsia="Times New Roman" w:hAnsi="Times New Roman"/>
+      <w:color w:val="000000"/>
+      <w:sz w:val="26"/>
+    </w:rPr>
+  </w:style>
+  <w:style w:customStyle="1" w:styleId="ExtensionTok" w:type="character">
     <w:name w:val="ExtensionTok"/>
     <w:basedOn w:val="VerbatimChar"/>
-    <w:rPr/>
-  </w:style>
-  <w:style w:type="character" w:customStyle="1" w:styleId="PreprocessorTok">
+    <w:rPr>
+      <w:rFonts w:ascii="Times New Roman" w:eastAsia="Times New Roman" w:hAnsi="Times New Roman"/>
+      <w:color w:val="000000"/>
+      <w:sz w:val="26"/>
+    </w:rPr>
+  </w:style>
+  <w:style w:customStyle="1" w:styleId="PreprocessorTok" w:type="character">
     <w:name w:val="PreprocessorTok"/>
     <w:basedOn w:val="VerbatimChar"/>
     <w:rPr>
-      <w:color w:val="bc7a00"/>
-    </w:rPr>
-  </w:style>
-  <w:style w:type="character" w:customStyle="1" w:styleId="AttributeTok">
+      <w:rFonts w:ascii="Times New Roman" w:eastAsia="Times New Roman" w:hAnsi="Times New Roman"/>
+      <w:color w:val="000000"/>
+      <w:sz w:val="26"/>
+    </w:rPr>
+  </w:style>
+  <w:style w:customStyle="1" w:styleId="AttributeTok" w:type="character">
     <w:name w:val="AttributeTok"/>
     <w:basedOn w:val="VerbatimChar"/>
     <w:rPr>
-      <w:color w:val="7d9029"/>
-    </w:rPr>
-  </w:style>
-  <w:style w:type="character" w:customStyle="1" w:styleId="RegionMarkerTok">
+      <w:rFonts w:ascii="Times New Roman" w:eastAsia="Times New Roman" w:hAnsi="Times New Roman"/>
+      <w:color w:val="000000"/>
+      <w:sz w:val="26"/>
+    </w:rPr>
+  </w:style>
+  <w:style w:customStyle="1" w:styleId="RegionMarkerTok" w:type="character">
     <w:name w:val="RegionMarkerTok"/>
     <w:basedOn w:val="VerbatimChar"/>
-    <w:rPr/>
-  </w:style>
-  <w:style w:type="character" w:customStyle="1" w:styleId="InformationTok">
+    <w:rPr>
+      <w:rFonts w:ascii="Times New Roman" w:eastAsia="Times New Roman" w:hAnsi="Times New Roman"/>
+      <w:color w:val="000000"/>
+      <w:sz w:val="26"/>
+    </w:rPr>
+  </w:style>
+  <w:style w:customStyle="1" w:styleId="InformationTok" w:type="character">
     <w:name w:val="InformationTok"/>
     <w:basedOn w:val="VerbatimChar"/>
     <w:rPr>
-      <w:color w:val="60a0b0"/>
+      <w:rFonts w:ascii="Times New Roman" w:eastAsia="Times New Roman" w:hAnsi="Times New Roman"/>
       <w:b/>
       <w:i/>
-    </w:rPr>
-  </w:style>
-  <w:style w:type="character" w:customStyle="1" w:styleId="WarningTok">
+      <w:color w:val="000000"/>
+      <w:sz w:val="26"/>
+    </w:rPr>
+  </w:style>
+  <w:style w:customStyle="1" w:styleId="WarningTok" w:type="character">
     <w:name w:val="WarningTok"/>
     <w:basedOn w:val="VerbatimChar"/>
     <w:rPr>
-      <w:color w:val="60a0b0"/>
+      <w:rFonts w:ascii="Times New Roman" w:eastAsia="Times New Roman" w:hAnsi="Times New Roman"/>
       <w:b/>
       <w:i/>
-    </w:rPr>
-  </w:style>
-  <w:style w:type="character" w:customStyle="1" w:styleId="AlertTok">
+      <w:color w:val="000000"/>
+      <w:sz w:val="26"/>
+    </w:rPr>
+  </w:style>
+  <w:style w:customStyle="1" w:styleId="AlertTok" w:type="character">
     <w:name w:val="AlertTok"/>
     <w:basedOn w:val="VerbatimChar"/>
     <w:rPr>
-      <w:color w:val="ff0000"/>
+      <w:rFonts w:ascii="Times New Roman" w:eastAsia="Times New Roman" w:hAnsi="Times New Roman"/>
       <w:b/>
-    </w:rPr>
-  </w:style>
-  <w:style w:type="character" w:customStyle="1" w:styleId="ErrorTok">
+      <w:color w:val="000000"/>
+      <w:sz w:val="26"/>
+    </w:rPr>
+  </w:style>
+  <w:style w:customStyle="1" w:styleId="ErrorTok" w:type="character">
     <w:name w:val="ErrorTok"/>
     <w:basedOn w:val="VerbatimChar"/>
     <w:rPr>
-      <w:color w:val="ff0000"/>
+      <w:rFonts w:ascii="Times New Roman" w:eastAsia="Times New Roman" w:hAnsi="Times New Roman"/>
       <w:b/>
-    </w:rPr>
-  </w:style>
-  <w:style w:type="character" w:customStyle="1" w:styleId="NormalTok">
+      <w:color w:val="000000"/>
+      <w:sz w:val="26"/>
+    </w:rPr>
+  </w:style>
+  <w:style w:customStyle="1" w:styleId="NormalTok" w:type="character">
     <w:name w:val="NormalTok"/>
     <w:basedOn w:val="VerbatimChar"/>
-    <w:rPr/>
+    <w:rPr>
+      <w:rFonts w:ascii="Times New Roman" w:eastAsia="Times New Roman" w:hAnsi="Times New Roman"/>
+      <w:color w:val="000000"/>
+      <w:sz w:val="26"/>
+    </w:rPr>
   </w:style>
 </w:styles>
 </file>

--- a/dist/BO_NOP_HOAN_CHINH_2026-06/3_luan_an_chuong_phu_luc/chuong_1_gioi_thieu_vi.docx
+++ b/dist/BO_NOP_HOAN_CHINH_2026-06/3_luan_an_chuong_phu_luc/chuong_1_gioi_thieu_vi.docx
@@ -2,32 +2,6 @@
 <file path=word/document.xml><?xml version="1.0" encoding="utf-8"?>
 <w:document xmlns:w="http://schemas.openxmlformats.org/wordprocessingml/2006/main" xmlns:m="http://schemas.openxmlformats.org/officeDocument/2006/math" xmlns:r="http://schemas.openxmlformats.org/officeDocument/2006/relationships" xmlns:o="urn:schemas-microsoft-com:office:office" xmlns:v="urn:schemas-microsoft-com:vml" xmlns:w10="urn:schemas-microsoft-com:office:word" xmlns:a="http://schemas.openxmlformats.org/drawingml/2006/main" xmlns:pic="http://schemas.openxmlformats.org/drawingml/2006/picture" xmlns:wp="http://schemas.openxmlformats.org/drawingml/2006/wordprocessingDrawing">
   <w:body>
-    <w:sdt>
-      <w:sdtPr>
-        <w:docPartObj>
-          <w:docPartGallery w:val="Table of Contents"/>
-          <w:docPartUnique/>
-        </w:docPartObj>
-      </w:sdtPr>
-      <w:sdtContent>
-        <w:p>
-          <w:pPr>
-            <w:pStyle w:val="TOCHeading"/>
-          </w:pPr>
-          <w:r>
-            <w:t xml:space="preserve">Table of Contents</w:t>
-          </w:r>
-        </w:p>
-        <w:p>
-          <w:r>
-            <w:fldChar w:fldCharType="begin" w:dirty="true"/>
-            <w:instrText xml:space="preserve">TOC \o "1-3" \h \z \u</w:instrText>
-            <w:fldChar w:fldCharType="separate"/>
-            <w:fldChar w:fldCharType="end"/>
-          </w:r>
-        </w:p>
-      </w:sdtContent>
-    </w:sdt>
     <w:bookmarkStart w:id="20" w:name="chương-1-giới-thiệu"/>
     <w:p>
       <w:pPr>

--- a/dist/BO_NOP_HOAN_CHINH_2026-06/3_luan_an_chuong_phu_luc/chuong_1_gioi_thieu_vi.docx
+++ b/dist/BO_NOP_HOAN_CHINH_2026-06/3_luan_an_chuong_phu_luc/chuong_1_gioi_thieu_vi.docx
@@ -229,7 +229,7 @@
         <w:pStyle w:val="BodyText"/>
       </w:pPr>
       <w:r>
-        <w:t xml:space="preserve">Phổ thể chế (institutional phổ thể chế) là trục tổ chức xuyên suốt của luận án. Khu vực châu Á và lân cận trải dài từ những nền kinh tế đổi mới dẫn dắt với pháp quyền mạnh đến những nền kinh tế đảo nhỏ có hạ tầng thể chế sơ khai, tạo ra một dải biến thiên thể chế hiếm có để kiểm định liệu cùng một mức độ quốc tế hóa có tạo ra kết quả khác nhau theo chế độ thể chế hay không. Chính dải biến thiên này, chứ không phải một quốc gia đơn lẻ, là điều kiện cho phép phân biệt giữa giả thuyết về một quy luật phổ quát và giả thuyết về một quan hệ có điều kiện.</w:t>
+        <w:t xml:space="preserve">Phổ thể chế (institutional spectrum) là trục tổ chức xuyên suốt của luận án. Khu vực châu Á và lân cận trải dài từ những nền kinh tế đổi mới dẫn dắt với pháp quyền mạnh đến những nền kinh tế đảo nhỏ có hạ tầng thể chế sơ khai, tạo ra một dải biến thiên thể chế hiếm có để kiểm định liệu cùng một mức độ quốc tế hóa có tạo ra kết quả khác nhau theo chế độ thể chế hay không. Chính dải biến thiên này, chứ không phải một quốc gia đơn lẻ, là điều kiện cho phép phân biệt giữa giả thuyết về một quy luật phổ quát và giả thuyết về một quan hệ có điều kiện.</w:t>
       </w:r>
     </w:p>
     <w:p>
@@ -329,7 +329,7 @@
         <w:pStyle w:val="BodyText"/>
       </w:pPr>
       <w:r>
-        <w:t xml:space="preserve">Từ mục tiêu tổng quát đó, luận án triển khai bốn mục tiêu cụ thể. Mục tiêu cụ thể thứ nhất là tổng hợp và cập nhật bằng chứng phân tích tổng hợp về mối quan hệ quốc tế hóa và hiệu quả trong giai đoạn 1977–2026, xác định tác động tổng hợp, mức độ dị biệt và các nhân tố điều tiết (các biến điều tiết) chính giải thích dị biệt trong tài liệu. Mục tiêu cụ thể thứ hai là kiểm định cơ chế cụ thể trong các bối cảnh quốc gia khác nhau, bao gồm Singapore với tư cách nền kinh tế nhỏ mở tiên tiến, Việt Nam với tư cách nền kinh tế chuyển đổi đang mở rộng, và Trung Quốc với tư cách nền kinh tế mới nổi quy mô lớn, nhằm làm rõ cách thức các cơ chế quốc tế hóa và hiệu quả vận hành khác nhau theo bối cảnh quốc gia. Mục tiêu cụ thể thứ ba là mở rộng phân tích sang 50 nền kinh tế châu Á và Thái Bình Dương (bao gồm 7 nền kinh tế Pacific SIDS) để kiểm định khả năng khái quát hóa của các phát hiện trên phạm vi rộng, kế thừa và mở rộng từ mẫu gộp 17 nền kinh tế trong nghiên cứu thành phần P1. Mục tiêu cụ thể thứ tư là phân tích vai trò điều tiết của ba nhóm biến: thể chế (bao gồm các sub-regime ICRV và các chỉ số rào cản thể chế), năng lực số (phân biệt rõ technological capability index, TCI và chỉ số chấp nhận số, digital adoption index, DAI), và đặc điểm nhà quản trị cấp cao (kinh nghiệm và giới tính).</w:t>
+        <w:t xml:space="preserve">Từ mục tiêu tổng quát đó, luận án triển khai bốn mục tiêu cụ thể. Mục tiêu cụ thể thứ nhất là tổng hợp và cập nhật bằng chứng phân tích tổng hợp về mối quan hệ quốc tế hóa và hiệu quả trong giai đoạn 1977–2026, xác định tác động tổng hợp, mức độ dị biệt và các nhân tố điều tiết (các biến điều tiết) chính giải thích dị biệt trong tài liệu. Mục tiêu cụ thể thứ hai là kiểm định cơ chế cụ thể trong các bối cảnh quốc gia khác nhau, bao gồm Singapore với tư cách nền kinh tế nhỏ mở tiên tiến, Việt Nam với tư cách nền kinh tế chuyển đổi đang mở rộng, và Trung Quốc với tư cách nền kinh tế mới nổi quy mô lớn, nhằm làm rõ cách thức các cơ chế quốc tế hóa và hiệu quả vận hành khác nhau theo bối cảnh quốc gia. Mục tiêu cụ thể thứ ba là mở rộng phân tích sang 50 nền kinh tế châu Á và Thái Bình Dương (bao gồm 7 nền kinh tế Pacific SIDS) để kiểm định khả năng khái quát hóa của các phát hiện trên phạm vi rộng, kế thừa và mở rộng từ mẫu gộp 17 nền kinh tế trong nghiên cứu thành phần P1. Mục tiêu cụ thể thứ tư là phân tích vai trò điều tiết của ba nhóm biến: thể chế (bao gồm các sub-regime ICRV và các chỉ số rào cản thể chế), năng lực số (phân biệt rõ chỉ số năng lực công nghệ, technological capability index, TCI, và chỉ số chấp nhận số, digital adoption index, DAI), và đặc điểm nhà quản trị cấp cao (kinh nghiệm và giới tính).</w:t>
       </w:r>
     </w:p>
     <w:p>
@@ -1275,7 +1275,7 @@
           <w:iCs/>
           <w:i/>
         </w:rPr>
-        <w:t xml:space="preserve">(firm performance) được đo chủ yếu bằng năng suất lao động (labor productivity), bổ sung bằng ROS và sales growth trong các kiểm định độ vững; TCI là năng lực công nghệ index; DAI là chỉ số chấp nhận số (digital adoption index), được hiểu như biến đại diện foundational chấp nhận số; ICRV là khung phân loại thể chế 6 nhóm được phát triển cho luận án này; WBES là World Bank Enterprise Surveys.</w:t>
+        <w:t xml:space="preserve">(firm performance) được đo chủ yếu bằng năng suất lao động (labor productivity), bổ sung bằng ROS và tăng trưởng doanh thu trong các kiểm định độ vững; TCI là năng lực công nghệ index; DAI là chỉ số chấp nhận số (digital adoption index), được hiểu như biến đại diện foundational chấp nhận số; ICRV là khung phân loại thể chế 6 nhóm được phát triển cho luận án này; WBES là World Bank Enterprise Surveys.</w:t>
       </w:r>
     </w:p>
     <w:bookmarkEnd w:id="39"/>

--- a/dist/BO_NOP_HOAN_CHINH_2026-06/3_luan_an_chuong_phu_luc/chuong_1_gioi_thieu_vi.docx
+++ b/dist/BO_NOP_HOAN_CHINH_2026-06/3_luan_an_chuong_phu_luc/chuong_1_gioi_thieu_vi.docx
@@ -362,7 +362,7 @@
         <w:pStyle w:val="BodyText"/>
       </w:pPr>
       <w:r>
-        <w:t xml:space="preserve">Từ câu hỏi trung tâm đó, bốn câu hỏi nghiên cứu cụ thể được đặt ra. Câu hỏi nghiên cứu thứ nhất (RQ1) là: Tác động tổng hợp của quốc tế hóa lên hiệu quả hoạt động kinh doanh của doanh nghiệp trong tài liệu 1977–2026 là gì, mức độ dị biệt ở mức nào, và những các biến điều tiết nào giải thích dị biệt đó một cách có hệ thống? Câu hỏi nghiên cứu thứ hai (RQ2) là: Trong từng bối cảnh quốc gia cụ thể bao gồm Singapore, Việt Nam và Trung Quốc, mối quan hệ quốc tế hóa và hiệu quả vận hành theo những cơ chế đặc thù nào và sự phi tuyến có biểu hiện ra sao? Câu hỏi nghiên cứu thứ ba (RQ3) là: Trên phạm vi đa quốc gia châu Á bao gồm 50 nền kinh tế châu Á và Thái Bình Dương (bao gồm 7 nền kinh tế Pacific SIDS), vai trò điều tiết của chỉ số chấp nhận số (DAI) và năng lực công nghệ index (TCI) có khái quát hóa được không, và hai cấu trúc này có thực sự vận hành theo các cơ chế khác nhau không? Câu hỏi nghiên cứu thứ tư (RQ4) là: Vai trò của thể chế, đo bằng chế độ con ICRV, cùng với sự phân biệt giữa TCI và DAI, và đặc điểm nhà quản trị trong việc điều tiết mối quan hệ quốc tế hóa và hiệu quả là gì, và sự tương tác ba chiều giữa ba tầng đó có ý nghĩa như thế nào?</w:t>
+        <w:t xml:space="preserve">Từ câu hỏi trung tâm đó, bốn câu hỏi nghiên cứu cụ thể được đặt ra. Câu hỏi nghiên cứu thứ nhất (RQ1) là: Tác động tổng hợp của quốc tế hóa lên hiệu quả hoạt động kinh doanh của doanh nghiệp trong tài liệu 1977–2026 là gì, mức độ dị biệt ở mức nào, và những các biến điều tiết nào giải thích dị biệt đó một cách có hệ thống? Câu hỏi nghiên cứu thứ hai (RQ2) là: Trong từng bối cảnh quốc gia cụ thể bao gồm Singapore, Việt Nam và Trung Quốc, mối quan hệ quốc tế hóa và hiệu quả vận hành theo những cơ chế đặc thù nào và sự phi tuyến có biểu hiện ra sao? Câu hỏi nghiên cứu thứ ba (RQ3) là: Trên phạm vi đa quốc gia châu Á bao gồm 50 nền kinh tế châu Á và Thái Bình Dương (bao gồm 7 nền kinh tế Pacific SIDS), vai trò điều tiết của chỉ số chấp nhận số (DAI) và chỉ số năng lực công nghệ (TCI) có khái quát hóa được không, và hai cấu trúc này có thực sự vận hành theo các cơ chế khác nhau không? Câu hỏi nghiên cứu thứ tư (RQ4) là: Vai trò của thể chế, đo bằng chế độ con ICRV, cùng với sự phân biệt giữa TCI và DAI, và đặc điểm nhà quản trị trong việc điều tiết mối quan hệ quốc tế hóa và hiệu quả là gì, và sự tương tác ba chiều giữa ba tầng đó có ý nghĩa như thế nào?</w:t>
       </w:r>
     </w:p>
     <w:p>
@@ -430,7 +430,7 @@
         <w:t xml:space="preserve"> </w:t>
       </w:r>
       <w:r>
-        <w:t xml:space="preserve">có dữ liệu trong Khảo sát Doanh nghiệp của Ngân hàng Thế giới (World Bank Enterprise Surveys, WBES), được phân loại và tổ chức theo 6 chế độ con trong khung ICRV. Sáu chế độ con bao gồm: (i) tiên tiến đổi mới, gồm Singapore, Hong Kong SAR, Hàn Quốc, Đài Loan, Israel và Nhật Bản; (ii) tiên tiến tài nguyên-Driven, đại diện là các nền kinh tế GCC; (iii) trung bình cao, đại diện là Trung Quốc và Malaysia; (iv) chuyển đổi thu nhập trung bình thấp, bao gồm Việt Nam và các nền kinh tế ASEAN đang phát triển; (v) đang nổi, bao gồm các nền kinh tế kém phát triển nhất châu Á như Campuchia, Nepal và Afghanistan; và (vi) SIDS (Small Island Developing States), bao gồm 7 nền kinh tế đảo nhỏ Thái Bình Dương (mẫu chính P8; mở rộng 9 nền gồm Comoros và Timor-Leste khi kiểm định độ vững) được đưa vào phân tích để kiểm định các điều kiện biên cực đoan của quan hệ quốc tế hóa và hiệu quả. Nhật Bản được Khảo sát Doanh nghiệp của Ngân hàng Thế giới đưa vào lần đầu năm 2025 (N = 2.168) và là thành viên đầy đủ của Nhóm I trong khung phân tích, đồng thời là đối tượng của nghiên cứu thành phần P10.</w:t>
+        <w:t xml:space="preserve">có dữ liệu trong Khảo sát Doanh nghiệp của Ngân hàng Thế giới (World Bank Enterprise Surveys, WBES), được phân loại và tổ chức theo 6 chế độ con trong khung ICRV. Sáu chế độ con bao gồm: (i) tiên tiến đổi mới, gồm Singapore, Hong Kong SAR, Hàn Quốc, Đài Loan, Israel và Nhật Bản; (ii) tiên tiến dựa trên tài nguyên, đại diện là các nền kinh tế GCC; (iii) trung bình cao, đại diện là Trung Quốc và Malaysia; (iv) chuyển đổi thu nhập trung bình thấp, bao gồm Việt Nam và các nền kinh tế ASEAN đang phát triển; (v) đang nổi, bao gồm các nền kinh tế kém phát triển nhất châu Á như Campuchia, Nepal và Afghanistan; và (vi) SIDS (Small Island Developing States), bao gồm 7 nền kinh tế đảo nhỏ Thái Bình Dương (mẫu chính P8; mở rộng 9 nền gồm Comoros và Timor-Leste khi kiểm định độ vững) được đưa vào phân tích để kiểm định các điều kiện biên cực đoan của quan hệ quốc tế hóa và hiệu quả. Nhật Bản được Khảo sát Doanh nghiệp của Ngân hàng Thế giới đưa vào lần đầu năm 2025 (N = 2.168) và là thành viên đầy đủ của Nhóm I trong khung phân tích, đồng thời là đối tượng của nghiên cứu thành phần P10.</w:t>
       </w:r>
     </w:p>
     <w:bookmarkEnd w:id="28"/>
@@ -547,7 +547,7 @@
         <w:pStyle w:val="FirstParagraph"/>
       </w:pPr>
       <w:r>
-        <w:t xml:space="preserve">Dựa trên khung lý thuyết tích hợp đa tầng bao gồm mô hình Uppsala, lý thuyết dựa trên nguồn lực, lý thuyết thể chế, Lý thuyết thượng tầng quản trị và lăng kính năng lực số, luận án đề xuất hệ giả thuyết khoa học với sáu giả thuyết trọng tâm. Quan hệ nền giữa quốc tế hóa và hiệu quả hoạt động kinh doanh của doanh nghiệp mang dạng phi tuyến, cụ thể là dạng chữ U ngược, với chi phí thâm nhập và thích nghi cao ở giai đoạn đầu và lợi ích quy mô, học hỏi và đa dạng hóa thị trường ở giai đoạn sau, đến khi chi phí điều phối vượt quá lợi ích sẽ dẫn đến sự suy giảm hiệu quả. năng lực công nghệ index (TCI) điều tiết dương quan hệ quốc tế hóa và hiệu quả bằng cách mở rộng biên thích nghi và tăng cường khả năng khai thác lợi thế cạnh tranh ở thị trường quốc tế. Chỉ số chấp nhận số (DAI), được hiểu là biến đại diện foundational chấp nhận số, có tác động điều tiết không đơn điệu và phụ thuộc vào chế độ thể chế: ở các nền kinh tế có thể chế tốt, DAI khuếch đại lợi ích của quốc tế hóa; ở các nền kinh tế với thể chế yếu, DAI có thể khuếch đại chi phí điều phối khi mức độ quốc tế hóa vượt ngưỡng. Bối cảnh thể chế, đo bằng chế độ con ICRV, điều tiết cả dạng và độ lớn của quan hệ quốc tế hóa và hiệu quả, tạo ra phổ thể chế từ tác động dương lớn ở tiên tiến đổi mới đến tác động âm ở đang nổi và SIDS extreme. Đặc điểm nhà quản trị cấp cao, cụ thể là kinh nghiệm quốc tế và đa dạng giới tính, điều tiết dương quan hệ quốc tế hóa và hiệu quả thông qua cơ chế tăng cường nhận diện cơ hội và quản trị rủi ro. Ngoài sáu giả thuyết trọng tâm H1–H6, luận án phát biểu thêm giả thuyết điều kiện biên H1b: tại các nền kinh tế SIDS (ICRV Nhóm VI), nơi ba điều kiện cấu trúc tối thiểu đồng thời bị vi phạm, thị trường nội địa quá nhỏ, chi phí thương mại cực cao, và thiếu hỗ trợ thể chế, dạng chữ U ngược</w:t>
+        <w:t xml:space="preserve">Dựa trên khung lý thuyết tích hợp đa tầng bao gồm mô hình Uppsala, lý thuyết dựa trên nguồn lực, lý thuyết thể chế, Lý thuyết thượng tầng quản trị và lăng kính năng lực số, luận án đề xuất hệ giả thuyết khoa học với sáu giả thuyết trọng tâm. Quan hệ nền giữa quốc tế hóa và hiệu quả hoạt động kinh doanh của doanh nghiệp mang dạng phi tuyến, cụ thể là dạng chữ U ngược, với chi phí thâm nhập và thích nghi cao ở giai đoạn đầu và lợi ích quy mô, học hỏi và đa dạng hóa thị trường ở giai đoạn sau, đến khi chi phí điều phối vượt quá lợi ích sẽ dẫn đến sự suy giảm hiệu quả. chỉ số năng lực công nghệ (TCI) điều tiết dương quan hệ quốc tế hóa và hiệu quả bằng cách mở rộng biên thích nghi và tăng cường khả năng khai thác lợi thế cạnh tranh ở thị trường quốc tế. Chỉ số chấp nhận số (DAI), được hiểu là biến đại diện chấp nhận số nền tảng, có tác động điều tiết không đơn điệu và phụ thuộc vào chế độ thể chế: ở các nền kinh tế có thể chế tốt, DAI khuếch đại lợi ích của quốc tế hóa; ở các nền kinh tế với thể chế yếu, DAI có thể khuếch đại chi phí điều phối khi mức độ quốc tế hóa vượt ngưỡng. Bối cảnh thể chế, đo bằng chế độ con ICRV, điều tiết cả dạng và độ lớn của quan hệ quốc tế hóa và hiệu quả, tạo ra phổ thể chế từ tác động dương lớn ở tiên tiến đổi mới đến tác động âm ở đang nổi và SIDS extreme. Đặc điểm nhà quản trị cấp cao, cụ thể là kinh nghiệm quốc tế và đa dạng giới tính, điều tiết dương quan hệ quốc tế hóa và hiệu quả thông qua cơ chế tăng cường nhận diện cơ hội và quản trị rủi ro. Ngoài sáu giả thuyết trọng tâm H1–H6, luận án phát biểu thêm giả thuyết điều kiện biên H1b: tại các nền kinh tế SIDS (ICRV Nhóm VI), nơi ba điều kiện cấu trúc tối thiểu đồng thời bị vi phạm, thị trường nội địa quá nhỏ, chi phí thương mại cực cao, và thiếu hỗ trợ thể chế, dạng chữ U ngược</w:t>
       </w:r>
       <w:r>
         <w:t xml:space="preserve"> </w:t>
@@ -622,13 +622,13 @@
         <w:t xml:space="preserve">“</w:t>
       </w:r>
       <w:r>
-        <w:t xml:space="preserve">data-augmented learning</w:t>
+        <w:t xml:space="preserve">học hỏi tăng cường bằng dữ liệu</w:t>
       </w:r>
       <w:r>
         <w:t xml:space="preserve">”</w:t>
       </w:r>
       <w:r>
-        <w:t xml:space="preserve">, phù hợp với xu hướng digitally-facilitated quốc tế hóa (Banalieva &amp; Dhanaraj, 2019; Yang et al., 2025). Hướng thứ tư là đề xuất và đặt tên lý thuyết cho</w:t>
+        <w:t xml:space="preserve">, phù hợp với xu hướng quốc tế hóa được số hóa hỗ trợ (Banalieva &amp; Dhanaraj, 2019; Yang et al., 2025). Hướng thứ tư là đề xuất và đặt tên lý thuyết cho</w:t>
       </w:r>
       <w:r>
         <w:t xml:space="preserve"> </w:t>
@@ -693,7 +693,7 @@
         <w:pStyle w:val="FirstParagraph"/>
       </w:pPr>
       <w:r>
-        <w:t xml:space="preserve">Về mặt phương pháp, luận án đóng góp theo hai hướng. Hướng thứ nhất là thiết kế hỗn hợp tổng hợp–thực nghiệm kết hợp phân tích tổng hợp và phân tích đa quốc gia, tạo ra khả năng đối chiếu giữa bằng chứng tổng hợp từ tài liệu toàn cầu và bằng chứng thực nghiệm từ bối cảnh châu Á. Hướng thứ hai là phát triển và áp dụng khung phân loại thể chế ICRV cho 50 nền kinh tế, cung cấp một công cụ phân loại mới có ứng dụng tiềm năng trong nhiều nghiên cứu tương lai về moderating effect của thể chế trong tài liệu kinh doanh quốc tế.</w:t>
+        <w:t xml:space="preserve">Về mặt phương pháp, luận án đóng góp theo hai hướng. Hướng thứ nhất là thiết kế hỗn hợp tổng hợp–thực nghiệm kết hợp phân tích tổng hợp và phân tích đa quốc gia, tạo ra khả năng đối chiếu giữa bằng chứng tổng hợp từ tài liệu toàn cầu và bằng chứng thực nghiệm từ bối cảnh châu Á. Hướng thứ hai là phát triển và áp dụng khung phân loại thể chế ICRV cho 50 nền kinh tế, cung cấp một công cụ phân loại mới có ứng dụng tiềm năng trong nhiều nghiên cứu tương lai về hiệu ứng điều tiết của thể chế trong tài liệu kinh doanh quốc tế.</w:t>
       </w:r>
     </w:p>
     <w:bookmarkEnd w:id="35"/>
@@ -768,7 +768,7 @@
         <w:pStyle w:val="FirstParagraph"/>
       </w:pPr>
       <w:r>
-        <w:t xml:space="preserve">Luận án có sáu điểm mới so với các công trình nghiên cứu trước đây. Điểm mới thứ nhất là đề xuất khung tích hợp đa tầng cho quan hệ quốc tế hóa và hiệu quả trong bối cảnh châu Á, kết hợp bốn lý thuyết kinh điển với lăng kính năng lực số thành một kiến trúc lý thuyết thống nhất và có khả năng kiểm định. Không có nghiên cứu trước nào trong bối cảnh châu Á xây dựng khung tích hợp đầy đủ ba tầng điều tiết này theo cách có hệ thống. Điểm mới thứ hai là phân tách TCI và chỉ số chấp nhận số (DAI) như hai cấu trúc không trùng lặp, kiểm định chúng riêng biệt trong cùng một mô hình để làm rõ cơ chế tác động khác nhau của hai loại năng lực số đó. Sự phân tách này khắc phục hạn chế của các nghiên cứu trước thường gộp chung hai cấu trúc có bản chất khác nhau. Điểm mới thứ ba là phát triển và áp dụng khung phân loại thể chế ICRV với 6 chế độ con cho 50 nền kinh tế, bao gồm cả 7 nền kinh tế đảo nhỏ Thái Bình Dương liền kề như boundary case cực đoan, đây là lần đầu tiên một hệ thống phân loại đủ mịn như vậy được áp dụng trong nghiên cứu thực nghiệm về quan hệ quốc tế hóa và hiệu quả tại châu Á. Điểm mới thứ tư là mẫu gộp dữ liệu lớn nhất từ trước đến nay cho nghiên cứu đa quốc gia về quan hệ quốc tế hóa và hiệu quả tại châu Á, với 88.869 doanh nghiệp từ 50 nền kinh tế châu Á và Thái Bình Dương, mở rộng đáng kể từ mẫu gộp 17 nước (nghiên cứu thành phần P1) là nền tảng hiện có lớn nhất trước khi luận án hoàn thành. Điểm mới thứ năm là kiểm định temporal stability của điểm uốn trong quan hệ quốc tế hóa và hiệu quả tại Trung Quốc, cho phép đánh giá liệu cấu trúc phi tuyến đó có ổn định qua hơn một thập kỷ chuyển đổi số hay không. Kết quả phân tích của luận án cho thấy điểm uốn tương đối ổn định qua hai thời điểm quan sát, cung cấp bằng chứng về tính bền vững của cấu trúc quốc tế hóa và hiệu quả phi tuyến ở Trung Quốc dù bối cảnh kinh tế có nhiều thay đổi. Điểm mới thứ sáu là đề xuất và đặt tên cho khái niệm</w:t>
+        <w:t xml:space="preserve">Luận án có sáu điểm mới so với các công trình nghiên cứu trước đây. Điểm mới thứ nhất là đề xuất khung tích hợp đa tầng cho quan hệ quốc tế hóa và hiệu quả trong bối cảnh châu Á, kết hợp bốn lý thuyết kinh điển với lăng kính năng lực số thành một kiến trúc lý thuyết thống nhất và có khả năng kiểm định. Không có nghiên cứu trước nào trong bối cảnh châu Á xây dựng khung tích hợp đầy đủ ba tầng điều tiết này theo cách có hệ thống. Điểm mới thứ hai là phân tách TCI và chỉ số chấp nhận số (DAI) như hai cấu trúc không trùng lặp, kiểm định chúng riêng biệt trong cùng một mô hình để làm rõ cơ chế tác động khác nhau của hai loại năng lực số đó. Sự phân tách này khắc phục hạn chế của các nghiên cứu trước thường gộp chung hai cấu trúc có bản chất khác nhau. Điểm mới thứ ba là phát triển và áp dụng khung phân loại thể chế ICRV với 6 chế độ con cho 50 nền kinh tế, bao gồm cả 7 nền kinh tế đảo nhỏ Thái Bình Dương liền kề như trường hợp ranh giới cực đoan, đây là lần đầu tiên một hệ thống phân loại đủ mịn như vậy được áp dụng trong nghiên cứu thực nghiệm về quan hệ quốc tế hóa và hiệu quả tại châu Á. Điểm mới thứ tư là mẫu gộp dữ liệu lớn nhất từ trước đến nay cho nghiên cứu đa quốc gia về quan hệ quốc tế hóa và hiệu quả tại châu Á, với 88.869 doanh nghiệp từ 50 nền kinh tế châu Á và Thái Bình Dương, mở rộng đáng kể từ mẫu gộp 17 nước (nghiên cứu thành phần P1) là nền tảng hiện có lớn nhất trước khi luận án hoàn thành. Điểm mới thứ năm là kiểm định ổn định theo thời gian của điểm uốn trong quan hệ quốc tế hóa và hiệu quả tại Trung Quốc, cho phép đánh giá liệu cấu trúc phi tuyến đó có ổn định qua hơn một thập kỷ chuyển đổi số hay không. Kết quả phân tích của luận án cho thấy điểm uốn tương đối ổn định qua hai thời điểm quan sát, cung cấp bằng chứng về tính bền vững của cấu trúc quốc tế hóa và hiệu quả phi tuyến ở Trung Quốc dù bối cảnh kinh tế có nhiều thay đổi. Điểm mới thứ sáu là đề xuất và đặt tên cho khái niệm</w:t>
       </w:r>
       <w:r>
         <w:t xml:space="preserve"> </w:t>
@@ -934,7 +934,7 @@
         <w:t xml:space="preserve"> </w:t>
       </w:r>
       <w:r>
-        <w:t xml:space="preserve">(Trung Quốc, IJOEM, đang phản biện): kiểm định temporal stability, điểm uốn ổn định qua 2012–2024 (≈ 48,78%, Paternoster z = 0,82, p = ,412).</w:t>
+        <w:t xml:space="preserve">(Trung Quốc, IJOEM, đang phản biện): kiểm định ổn định theo thời gian, điểm uốn ổn định qua 2012–2024 (≈ 48,78%, Paternoster z = 0,82, p = ,412).</w:t>
       </w:r>
       <w:r>
         <w:t xml:space="preserve"> </w:t>
@@ -1275,7 +1275,7 @@
           <w:iCs/>
           <w:i/>
         </w:rPr>
-        <w:t xml:space="preserve">(firm performance) được đo chủ yếu bằng năng suất lao động (labor productivity), bổ sung bằng ROS và tăng trưởng doanh thu trong các kiểm định độ vững; TCI là năng lực công nghệ index; DAI là chỉ số chấp nhận số (digital adoption index), được hiểu như biến đại diện foundational chấp nhận số; ICRV là khung phân loại thể chế 6 nhóm được phát triển cho luận án này; WBES là World Bank Enterprise Surveys.</w:t>
+        <w:t xml:space="preserve">(firm performance) được đo chủ yếu bằng năng suất lao động (labor productivity), bổ sung bằng ROS và tăng trưởng doanh thu trong các kiểm định độ vững; TCI là chỉ số năng lực công nghệ; DAI là chỉ số chấp nhận số (digital adoption index), được hiểu như biến đại diện chấp nhận số nền tảng; ICRV là khung phân loại thể chế 6 nhóm được phát triển cho luận án này; WBES là World Bank Enterprise Surveys.</w:t>
       </w:r>
     </w:p>
     <w:bookmarkEnd w:id="39"/>

--- a/dist/BO_NOP_HOAN_CHINH_2026-06/3_luan_an_chuong_phu_luc/chuong_1_gioi_thieu_vi.docx
+++ b/dist/BO_NOP_HOAN_CHINH_2026-06/3_luan_an_chuong_phu_luc/chuong_1_gioi_thieu_vi.docx
@@ -97,20 +97,7 @@
         <w:pStyle w:val="FirstParagraph"/>
       </w:pPr>
       <w:r>
-        <w:t xml:space="preserve">Tính cấp thiết của câu hỏi nghiên cứu được khuếch đại bởi ba dịch chuyển vĩ mô đang định hình lại bối cảnh của các nền kinh tế đang phát triển và mới nổi trong giai đoạn 2025–2026. Thứ nhất là</w:t>
-      </w:r>
-      <w:r>
-        <w:t xml:space="preserve"> </w:t>
-      </w:r>
-      <w:r>
-        <w:rPr>
-          <w:bCs/>
-          <w:b/>
-        </w:rPr>
-        <w:t xml:space="preserve">thách thức việc làm và cơ cấu dân số</w:t>
-      </w:r>
-      <w:r>
-        <w:t xml:space="preserve">. Theo phân tích chuyên đề mới nhất của Ngân hàng Thế giới về nhóm thị trường biên (frontier markets), các nền kinh tế biên hiện chiếm hơn một phần năm dân số toàn cầu nhưng chỉ tạo ra khoảng 5% sản lượng thế giới, và dự kiến có hơn 230 triệu người bước vào độ tuổi lao động trong giai đoạn 2025–2035 (World Bank, 2026c). Khoảng cách năng suất ngày càng giãn rộng: thu nhập bình quân đầu người ở thị trường biên trung vị hiện thấp hơn một phần ba so với thị trường mới nổi điển hình, rộng hơn mức chênh lệch của năm 2000 (World Bank, 2026c). Việc chuyển hóa cơ hội dân số thành</w:t>
+        <w:t xml:space="preserve">Tính cấp thiết của câu hỏi nghiên cứu được khuếch đại bởi ba dịch chuyển vĩ mô đang định hình lại bối cảnh của các nền kinh tế đang phát triển và mới nổi trong giai đoạn 2025–2026. Thứ nhất là thách thức việc làm và cơ cấu dân số. Theo phân tích chuyên đề mới nhất của Ngân hàng Thế giới về nhóm thị trường biên (frontier markets), các nền kinh tế biên hiện chiếm hơn một phần năm dân số toàn cầu nhưng chỉ tạo ra khoảng 5% sản lượng thế giới, và dự kiến có hơn 230 triệu người bước vào độ tuổi lao động trong giai đoạn 2025–2035 (World Bank, 2026c). Khoảng cách năng suất ngày càng giãn rộng: thu nhập bình quân đầu người ở thị trường biên trung vị hiện thấp hơn một phần ba so với thị trường mới nổi điển hình, rộng hơn mức chênh lệch của năm 2000 (World Bank, 2026c). Việc chuyển hóa cơ hội dân số thành</w:t>
       </w:r>
       <w:r>
         <w:t xml:space="preserve"> </w:t>
@@ -136,20 +123,7 @@
         <w:pStyle w:val="BodyText"/>
       </w:pPr>
       <w:r>
-        <w:t xml:space="preserve">Thứ hai là</w:t>
-      </w:r>
-      <w:r>
-        <w:t xml:space="preserve"> </w:t>
-      </w:r>
-      <w:r>
-        <w:rPr>
-          <w:bCs/>
-          <w:b/>
-        </w:rPr>
-        <w:t xml:space="preserve">vai trò trung tâm của chất lượng thể chế trong phân hóa kết quả tăng trưởng</w:t>
-      </w:r>
-      <w:r>
-        <w:t xml:space="preserve">. Bằng chứng vĩ mô độc lập của Ngân hàng Thế giới củng cố trực tiếp tiền đề lý thuyết của luận án: trong số các thị trường biên, những nền kinh tế tăng trưởng nhanh nhất một phần tư thế kỷ qua là những nền đã cải thiện quản trị, thu hẹp chênh lệch lãi suất cho vay–huy động của ngân hàng, kiểm soát được nợ công và tích lũy vốn trên đầu người mạnh hơn; ngược lại, các điểm yếu thể chế và quản trị đi kèm chênh lệch lãi suất rộng và tăng trưởng vốn đáng thất vọng (World Bank, 2026c). Các con đường thành công lại đa dạng, từ thu hút đầu tư vào năng lượng và khoáng sản (Kazakhstan), đến sản xuất chế tạo giá trị gia tăng và xuất khẩu (Việt Nam), đến dịch vụ và du lịch (Rwanda), cho thấy không tồn tại một mô hình phát triển phổ quát mà kết quả phụ thuộc vào sự tương tác giữa chiến lược doanh nghiệp và bối cảnh thể chế (World Bank, 2026c). Mô hình phân hóa theo chế độ thể chế này chính là hiện tượng mà khung ICRV của luận án được thiết kế để vận hành hóa và kiểm định ở cấp doanh nghiệp.</w:t>
+        <w:t xml:space="preserve">Thứ hai là vai trò trung tâm của chất lượng thể chế trong phân hóa kết quả tăng trưởng. Bằng chứng vĩ mô độc lập của Ngân hàng Thế giới củng cố trực tiếp tiền đề lý thuyết của luận án: trong số các thị trường biên, những nền kinh tế tăng trưởng nhanh nhất một phần tư thế kỷ qua là những nền đã cải thiện quản trị, thu hẹp chênh lệch lãi suất cho vay–huy động của ngân hàng, kiểm soát được nợ công và tích lũy vốn trên đầu người mạnh hơn; ngược lại, các điểm yếu thể chế và quản trị đi kèm chênh lệch lãi suất rộng và tăng trưởng vốn đáng thất vọng (World Bank, 2026c). Các con đường thành công lại đa dạng, từ thu hút đầu tư vào năng lượng và khoáng sản (Kazakhstan), đến sản xuất chế tạo giá trị gia tăng và xuất khẩu (Việt Nam), đến dịch vụ và du lịch (Rwanda), cho thấy không tồn tại một mô hình phát triển phổ quát mà kết quả phụ thuộc vào sự tương tác giữa chiến lược doanh nghiệp và bối cảnh thể chế (World Bank, 2026c). Mô hình phân hóa theo chế độ thể chế này chính là hiện tượng mà khung ICRV của luận án được thiết kế để vận hành hóa và kiểm định ở cấp doanh nghiệp.</w:t>
       </w:r>
     </w:p>
     <w:p>
@@ -157,20 +131,7 @@
         <w:pStyle w:val="BodyText"/>
       </w:pPr>
       <w:r>
-        <w:t xml:space="preserve">Thứ ba là</w:t>
-      </w:r>
-      <w:r>
-        <w:t xml:space="preserve"> </w:t>
-      </w:r>
-      <w:r>
-        <w:rPr>
-          <w:bCs/>
-          <w:b/>
-        </w:rPr>
-        <w:t xml:space="preserve">kỷ nguyên trí tuệ nhân tạo và biến động giá hàng hóa</w:t>
-      </w:r>
-      <w:r>
-        <w:t xml:space="preserve">, hai lực lượng tạo ra bất định mới cho doanh nghiệp quốc tế hóa. Sự lan tỏa nhanh của trí tuệ nhân tạo đang định hình lại năng lực số của cả khu vực công lẫn khu vực tư, đặt ra yêu cầu mới về hạ tầng số công (digital public infrastructure) và quản trị dữ liệu như những điều kiện nền tảng cho năng lực cạnh tranh quốc gia (World Bank, 2026e). Đồng thời, cú sốc xung đột Trung Đông năm 2026 gây gián đoạn nguồn cung dầu lớn nhất trong lịch sử ghi nhận, đẩy giá năng lượng dự báo tăng 24% và giá hàng hóa nói chung tăng 16% trong năm 2026, làm chậm tăng trưởng và đẩy lạm phát của các nền kinh tế đang phát triển lên mức cao nhất bốn năm (World Bank, 2026d). Hai lực lượng này tác động không đồng đều theo chế độ thể chế: chúng vừa mở ra cơ hội</w:t>
+        <w:t xml:space="preserve">Thứ ba là kỷ nguyên trí tuệ nhân tạo và biến động giá hàng hóa, hai lực lượng tạo ra bất định mới cho doanh nghiệp quốc tế hóa. Sự lan tỏa nhanh của trí tuệ nhân tạo đang định hình lại năng lực số của cả khu vực công lẫn khu vực tư, đặt ra yêu cầu mới về hạ tầng số công (digital public infrastructure) và quản trị dữ liệu như những điều kiện nền tảng cho năng lực cạnh tranh quốc gia (World Bank, 2026e). Đồng thời, cú sốc xung đột Trung Đông năm 2026 gây gián đoạn nguồn cung dầu lớn nhất trong lịch sử ghi nhận, đẩy giá năng lượng dự báo tăng 24% và giá hàng hóa nói chung tăng 16% trong năm 2026, làm chậm tăng trưởng và đẩy lạm phát của các nền kinh tế đang phát triển lên mức cao nhất bốn năm (World Bank, 2026d). Hai lực lượng này tác động không đồng đều theo chế độ thể chế: chúng vừa mở ra cơ hội</w:t>
       </w:r>
       <w:r>
         <w:t xml:space="preserve"> </w:t>
@@ -264,7 +225,7 @@
         <w:pStyle w:val="BodyText"/>
       </w:pPr>
       <w:r>
-        <w:t xml:space="preserve">Ba khoảng trống nghiên cứu quan trọng được xác định từ tổng quan tài liệu. Khoảng trống thứ nhất là thiếu khung lý thuyết tích hợp đủ sức giải thích dị biệt cao đó. Các nghiên cứu hiện tại thường chọn một hoặc hai lý thuyết làm nền, dẫn đến mô hình không đủ đa tầng để nắm bắt sự phức tạp thực tế. Mô hình Uppsala giải thích chi phí học hỏi nhưng không đủ để xử lý vai trò của thể chế; lý thuyết dựa trên nguồn lực giải thích sự khác biệt năng lực nhưng bỏ qua bối cảnh vĩ mô; lý thuyết thể chế giải thích bối cảnh vĩ mô nhưng không tích hợp đặc điểm cá nhân nhà quản trị. Không một lý thuyết nào đứng riêng có thể giải thích đầy đủ dị biệt đó. Khoảng trống thứ hai là sự đồng nhất không hợp lý giữa hai cấu trúc số khác nhau về bản chất: năng lực công nghệ, chiều sâu năng lực công nghệ nhập vào tổ chức, và chấp nhận số, mức độ áp dụng công cụ số bề mặt trong hoạt động kinh doanh. Nhiều nghiên cứu trước gộp hai cấu trúc này thành một chỉ số chỉ số hợp thành duy nhất, điều này làm giảm độ chính xác của kết luận và có thể che khuất các cơ chế tác động khác nhau (Bharadwaj et al., 2013; Coltman et al., 2008; Verhoef et al., 2021). Khoảng trống thứ ba là thiếu bằng chứng đa quốc gia quy mô lớn cho châu Á. Phần lớn nghiên cứu hiện có tập trung vào một quốc gia hoặc một tiểu vùng, và thậm chí khi có nghiên cứu đa quốc gia, phạm vi thường hẹp và thiếu sự đa dạng thể chế đủ lớn để kiểm định các điều kiện biên có ý nghĩa.</w:t>
+        <w:t xml:space="preserve">Ba khoảng trống nghiên cứu quan trọng được xác định từ tổng quan tài liệu. Khoảng trống thứ nhất là thiếu khung lý thuyết tích hợp đủ sức giải thích dị biệt cao đó. Các nghiên cứu hiện tại thường chọn một hoặc hai lý thuyết làm nền, dẫn đến mô hình không đủ đa tầng để nắm bắt sự phức tạp thực tế. Mô hình Uppsala giải thích chi phí học hỏi nhưng không đủ để xử lý vai trò của thể chế; lý thuyết dựa trên nguồn lực giải thích sự khác biệt năng lực nhưng bỏ qua bối cảnh vĩ mô; lý thuyết thể chế giải thích bối cảnh vĩ mô nhưng không tích hợp đặc điểm cá nhân nhà quản trị. Không một lý thuyết nào đứng riêng có thể giải thích đầy đủ dị biệt đó. Khoảng trống thứ hai là sự đồng nhất không hợp lý giữa hai cấu trúc số khác nhau về bản chất: năng lực công nghệ, chiều sâu năng lực công nghệ nhập vào tổ chức, và chấp nhận số, mức độ áp dụng công cụ số bề mặt trong hoạt động kinh doanh. Nhiều nghiên cứu trước gộp hai cấu trúc này thành một chỉ số hợp thành duy nhất, điều này làm giảm độ chính xác của kết luận và có thể che khuất các cơ chế tác động khác nhau (Bharadwaj et al., 2013; Coltman et al., 2008; Verhoef et al., 2021). Khoảng trống thứ ba là thiếu bằng chứng đa quốc gia quy mô lớn cho châu Á. Phần lớn nghiên cứu hiện có tập trung vào một quốc gia hoặc một tiểu vùng, và thậm chí khi có nghiên cứu đa quốc gia, phạm vi thường hẹp và thiếu sự đa dạng thể chế đủ lớn để kiểm định các điều kiện biên có ý nghĩa.</w:t>
       </w:r>
     </w:p>
     <w:p>
@@ -272,7 +233,7 @@
         <w:pStyle w:val="BodyText"/>
       </w:pPr>
       <w:r>
-        <w:t xml:space="preserve">Ba khoảng trống trên cần được phát biểu sắc nét hơn để làm rõ rằng chúng không phải là ba thiếu sót rời rạc mà là ba biểu hiện của cùng một hạn chế nền tảng: tài liệu hiện hành thiếu một cấu trúc giải thích đủ phân tầng để nắm bắt mức dị biệt cao của quan hệ quốc tế hóa và hiệu quả. Về khoảng trống thứ nhất, không một lý thuyết đơn lẻ nào, dù là mô hình Uppsala, lý thuyết dựa trên nguồn lực hay lý thuyết thể chế, cung cấp được một lý giải đầy đủ cho sự dị biệt đó, bởi mỗi lý thuyết chỉ soi sáng một loại dị biệt và bỏ trống các tầng còn lại. Hennart (2007) cảnh báo rằng quan hệ giữa mức độ đa quốc gia và hiệu quả không phải là quy luật phổ quát tự thân mà phụ thuộc vào bản chất tài sản đặc thù được khai thác xuyên biên giới, hàm ý rằng việc kiểm định một dạng hàm duy nhất cho mọi bối cảnh là không thỏa đáng về mặt lý thuyết.</w:t>
+        <w:t xml:space="preserve">Ba khoảng trống trên không phải là ba thiếu sót rời rạc mà là ba biểu hiện của cùng một hạn chế nền tảng: tài liệu hiện hành thiếu một cấu trúc giải thích đủ phân tầng để nắm bắt mức dị biệt cao của quan hệ quốc tế hóa và hiệu quả. Khoảng trống thứ nhất biểu hiện hạn chế đó ở tầng lý thuyết, bởi không một lý thuyết đơn lẻ nào, dù là mô hình Uppsala, lý thuyết dựa trên nguồn lực hay lý thuyết thể chế, cung cấp được một lý giải đầy đủ cho sự dị biệt đó; mỗi lý thuyết chỉ soi sáng một loại dị biệt và bỏ trống các tầng còn lại. Hennart (2007) cảnh báo rằng quan hệ giữa mức độ đa quốc gia và hiệu quả không phải là quy luật phổ quát tự thân mà phụ thuộc vào bản chất tài sản đặc thù được khai thác xuyên biên giới, hàm ý rằng việc kiểm định một dạng hàm duy nhất cho mọi bối cảnh là không thỏa đáng về mặt lý thuyết. Khoảng trống thứ hai biểu hiện hạn chế đó ở tầng đo lường, vì khi hai cấu trúc số có chiều sâu tổ chức khác nhau bị gộp thành một chỉ số tổng hợp duy nhất, hai cơ chế tác động có thể trái chiều sẽ bị trung bình hóa, che khuất chính cơ chế mà nhà quản trị và nhà hoạch định chính sách cần phân biệt khi quyết định đầu tư vào chiều sâu năng lực hay vào công cụ giao diện. Khoảng trống thứ ba biểu hiện hạn chế đó ở tầng bằng chứng, bởi sự thiếu đại diện của các nền kinh tế chuyển đổi và các nền kinh tế đảo nhỏ đang phát triển làm suy yếu chính khả năng kiểm định điều kiện biên: đúng các địa điểm cực trị về thể chế, nơi điều kiện biên dễ bộc lộ nhất, lại là nơi tài liệu thiếu vắng bằng chứng nhất.</w:t>
       </w:r>
     </w:p>
     <w:p>
@@ -280,15 +241,22 @@
         <w:pStyle w:val="BodyText"/>
       </w:pPr>
       <w:r>
-        <w:t xml:space="preserve">Về khoảng trống thứ hai, sự đồng nhất không hợp lý giữa năng lực công nghệ và mức độ chấp nhận số không chỉ là vấn đề tinh chỉnh đo lường mà có hệ quả lý thuyết trực tiếp. Khi hai cấu trúc có chiều sâu tổ chức khác nhau bị gộp thành một chỉ số tổng hợp duy nhất, hai cơ chế tác động có thể trái chiều sẽ bị trung bình hóa, làm che khuất chính cơ chế mà nhà quản trị và nhà hoạch định chính sách cần phân biệt khi quyết định đầu tư vào chiều sâu năng lực hay vào công cụ giao diện.</w:t>
-      </w:r>
-    </w:p>
-    <w:p>
-      <w:pPr>
-        <w:pStyle w:val="BodyText"/>
-      </w:pPr>
-      <w:r>
-        <w:t xml:space="preserve">Về khoảng trống thứ ba, sự thiếu đại diện của các nền kinh tế chuyển đổi và các nền kinh tế đảo nhỏ đang phát triển không chỉ thu hẹp phạm vi mẫu mà còn làm suy yếu khả năng kiểm định điều kiện biên của lý thuyết. Các nỗ lực tái lặp quy mô lớn với chiến lược nhận diện chặt chẽ cho thấy dạng hàm chữ U ngược suy yếu đáng kể, thậm chí biến mất, trong các mẫu gộp xuyên quốc gia (Berry &amp; Kaul, 2016; Pisani et al., 2020), củng cố lập luận rằng chính dị biệt bối cảnh, chứ không phải một quy luật phổ quát, mới chi phối kết quả quốc tế hóa và hiệu quả. Đúng các địa điểm cực trị về thể chế, nơi điều kiện biên dễ bộc lộ nhất, lại là nơi tài liệu thiếu vắng bằng chứng nhất.</w:t>
+        <w:t xml:space="preserve">Khi đặt cạnh nhau, ba tầng hạn chế này chỉ về một câu hỏi nền tảng hơn câu hỏi</w:t>
+      </w:r>
+      <w:r>
+        <w:t xml:space="preserve"> </w:t>
+      </w:r>
+      <w:r>
+        <w:t xml:space="preserve">“</w:t>
+      </w:r>
+      <w:r>
+        <w:t xml:space="preserve">quốc tế hóa có cải thiện hiệu quả hay không</w:t>
+      </w:r>
+      <w:r>
+        <w:t xml:space="preserve">”</w:t>
+      </w:r>
+      <w:r>
+        <w:t xml:space="preserve">. Các nỗ lực tái lặp quy mô lớn với chiến lược nhận diện chặt chẽ cho thấy dạng hàm chữ U ngược suy yếu đáng kể, thậm chí biến mất, trong các mẫu gộp xuyên quốc gia (Berry &amp; Kaul, 2016; Pisani et al., 2020). Nếu cùng một mức độ quốc tế hóa tạo ra kết quả khác nhau không chỉ về độ lớn mà cả về dạng hàm và thậm chí về dấu tùy theo bối cảnh thể chế, thì bản thân dạng hàm của quan hệ quốc tế hóa và hiệu quả không phải là một hằng số phổ quát mà là một hàm của vị trí thể chế. Đây chính là luận điểm trọng tâm mà luận án đề xuất và kiểm định có điều kiện: thể chế không chỉ điều tiết độ lớn của hiệu ứng quốc tế hóa mà còn có thể định hình dấu và dạng hình của nó; ở cực trị thể chế yếu nhất, nơi các điều kiện cấu trúc tối thiểu đồng thời bị vi phạm, bằng chứng cho thấy họ mô hình chữ U ngược có xu hướng không còn áp dụng. Ba khoảng trống vì thế hội tụ thành một vấn đề nghiên cứu duy nhất: cần một cấu trúc giải thích vừa đủ phân tầng để định vị mỗi nền kinh tế trên phổ thể chế, vừa đủ sắc để dự đoán quan hệ quốc tế hóa và hiệu quả sẽ mang dạng hàm nào tại mỗi vị trí trên phổ đó.</w:t>
       </w:r>
     </w:p>
     <w:p>
@@ -321,7 +289,7 @@
         <w:pStyle w:val="FirstParagraph"/>
       </w:pPr>
       <w:r>
-        <w:t xml:space="preserve">Mục tiêu tổng quát của luận án là xây dựng và kiểm định một khung giải thích đa tầng cho mối quan hệ giữa quốc tế hóa và hiệu quả hoạt động kinh doanh của doanh nghiệp tại các quốc gia châu Á, trong đó làm rõ vai trò điều tiết của thể chế, năng lực số và đặc điểm nhà quản trị.</w:t>
+        <w:t xml:space="preserve">Mục tiêu tổng quát của luận án là xây dựng và kiểm định một khung giải thích đa tầng cho mối quan hệ giữa quốc tế hóa và hiệu quả hoạt động kinh doanh của doanh nghiệp tại các quốc gia châu Á, trong đó làm rõ vai trò điều tiết của thể chế, năng lực số và đặc điểm nhà quản trị, qua đó kiểm chứng luận điểm trọng tâm rằng thể chế quy định không chỉ độ lớn mà cả dấu và dạng hình của quan hệ đó trên toàn phổ thể chế của khu vực.</w:t>
       </w:r>
     </w:p>
     <w:p>
@@ -414,23 +382,7 @@
         <w:pStyle w:val="FirstParagraph"/>
       </w:pPr>
       <w:r>
-        <w:t xml:space="preserve">Phạm vi không gian chính của nghiên cứu bao gồm</w:t>
-      </w:r>
-      <w:r>
-        <w:t xml:space="preserve"> </w:t>
-      </w:r>
-      <w:r>
-        <w:rPr>
-          <w:bCs/>
-          <w:b/>
-        </w:rPr>
-        <w:t xml:space="preserve">50 nền kinh tế châu Á và Thái Bình Dương</w:t>
-      </w:r>
-      <w:r>
-        <w:t xml:space="preserve"> </w:t>
-      </w:r>
-      <w:r>
-        <w:t xml:space="preserve">có dữ liệu trong Khảo sát Doanh nghiệp của Ngân hàng Thế giới (World Bank Enterprise Surveys, WBES), được phân loại và tổ chức theo 6 chế độ con trong khung ICRV. Sáu chế độ con bao gồm: (i) tiên tiến đổi mới, gồm Singapore, Hong Kong SAR, Hàn Quốc, Đài Loan, Israel và Nhật Bản; (ii) tiên tiến dựa trên tài nguyên, đại diện là các nền kinh tế GCC; (iii) trung bình cao, đại diện là Trung Quốc và Malaysia; (iv) chuyển đổi thu nhập trung bình thấp, bao gồm Việt Nam và các nền kinh tế ASEAN đang phát triển; (v) đang nổi, bao gồm các nền kinh tế kém phát triển nhất châu Á như Campuchia, Nepal và Afghanistan; và (vi) SIDS (Small Island Developing States), bao gồm 7 nền kinh tế đảo nhỏ Thái Bình Dương (mẫu chính P8; mở rộng 9 nền gồm Comoros và Timor-Leste khi kiểm định độ vững) được đưa vào phân tích để kiểm định các điều kiện biên cực đoan của quan hệ quốc tế hóa và hiệu quả. Nhật Bản được Khảo sát Doanh nghiệp của Ngân hàng Thế giới đưa vào lần đầu năm 2025 (N = 2.168) và là thành viên đầy đủ của Nhóm I trong khung phân tích, đồng thời là đối tượng của nghiên cứu thành phần P10.</w:t>
+        <w:t xml:space="preserve">Phạm vi không gian chính của nghiên cứu bao gồm 50 nền kinh tế châu Á và Thái Bình Dương có dữ liệu trong Khảo sát Doanh nghiệp của Ngân hàng Thế giới (World Bank Enterprise Surveys, WBES), được phân loại và tổ chức theo 6 chế độ con trong khung ICRV. Sáu chế độ con bao gồm: (i) tiên tiến đổi mới, gồm Singapore, Hong Kong SAR, Hàn Quốc, Đài Loan, Israel và Nhật Bản; (ii) tiên tiến dựa trên tài nguyên, đại diện là các nền kinh tế GCC; (iii) trung bình cao, đại diện là Trung Quốc và Malaysia; (iv) chuyển đổi thu nhập trung bình thấp, bao gồm Việt Nam và các nền kinh tế ASEAN đang phát triển; (v) đang nổi, bao gồm các nền kinh tế kém phát triển nhất châu Á như Campuchia, Nepal và Afghanistan; và (vi) SIDS (Small Island Developing States), bao gồm 7 nền kinh tế đảo nhỏ Thái Bình Dương (mẫu chính P8; mở rộng 9 nền gồm Comoros và Timor-Leste khi kiểm định độ vững) được đưa vào phân tích để kiểm định các điều kiện biên cực đoan của quan hệ quốc tế hóa và hiệu quả. Nhật Bản được Khảo sát Doanh nghiệp của Ngân hàng Thế giới đưa vào lần đầu năm 2025 (N = 2.168) và là thành viên đầy đủ của Nhóm I trong khung phân tích, đồng thời là đối tượng của nghiên cứu thành phần P10.</w:t>
       </w:r>
     </w:p>
     <w:bookmarkEnd w:id="28"/>
@@ -547,39 +499,7 @@
         <w:pStyle w:val="FirstParagraph"/>
       </w:pPr>
       <w:r>
-        <w:t xml:space="preserve">Dựa trên khung lý thuyết tích hợp đa tầng bao gồm mô hình Uppsala, lý thuyết dựa trên nguồn lực, lý thuyết thể chế, Lý thuyết thượng tầng quản trị và lăng kính năng lực số, luận án đề xuất hệ giả thuyết khoa học với sáu giả thuyết trọng tâm. Quan hệ nền giữa quốc tế hóa và hiệu quả hoạt động kinh doanh của doanh nghiệp mang dạng phi tuyến, cụ thể là dạng chữ U ngược, với chi phí thâm nhập và thích nghi cao ở giai đoạn đầu và lợi ích quy mô, học hỏi và đa dạng hóa thị trường ở giai đoạn sau, đến khi chi phí điều phối vượt quá lợi ích sẽ dẫn đến sự suy giảm hiệu quả. chỉ số năng lực công nghệ (TCI) điều tiết dương quan hệ quốc tế hóa và hiệu quả bằng cách mở rộng biên thích nghi và tăng cường khả năng khai thác lợi thế cạnh tranh ở thị trường quốc tế. Chỉ số chấp nhận số (DAI), được hiểu là biến đại diện chấp nhận số nền tảng, có tác động điều tiết không đơn điệu và phụ thuộc vào chế độ thể chế: ở các nền kinh tế có thể chế tốt, DAI khuếch đại lợi ích của quốc tế hóa; ở các nền kinh tế với thể chế yếu, DAI có thể khuếch đại chi phí điều phối khi mức độ quốc tế hóa vượt ngưỡng. Bối cảnh thể chế, đo bằng chế độ con ICRV, điều tiết cả dạng và độ lớn của quan hệ quốc tế hóa và hiệu quả, tạo ra phổ thể chế từ tác động dương lớn ở tiên tiến đổi mới đến tác động âm ở đang nổi và SIDS extreme. Đặc điểm nhà quản trị cấp cao, cụ thể là kinh nghiệm quốc tế và đa dạng giới tính, điều tiết dương quan hệ quốc tế hóa và hiệu quả thông qua cơ chế tăng cường nhận diện cơ hội và quản trị rủi ro. Ngoài sáu giả thuyết trọng tâm H1–H6, luận án phát biểu thêm giả thuyết điều kiện biên H1b: tại các nền kinh tế SIDS (ICRV Nhóm VI), nơi ba điều kiện cấu trúc tối thiểu đồng thời bị vi phạm, thị trường nội địa quá nhỏ, chi phí thương mại cực cao, và thiếu hỗ trợ thể chế, dạng chữ U ngược</w:t>
-      </w:r>
-      <w:r>
-        <w:t xml:space="preserve"> </w:t>
-      </w:r>
-      <w:r>
-        <w:rPr>
-          <w:bCs/>
-          <w:b/>
-        </w:rPr>
-        <w:t xml:space="preserve">mất cấu trúc</w:t>
-      </w:r>
-      <w:r>
-        <w:t xml:space="preserve"> </w:t>
-      </w:r>
-      <w:r>
-        <w:t xml:space="preserve">(mất cả độ cong lẫn độ dốc có ý nghĩa), với quan hệ nghiêng về một dạng</w:t>
-      </w:r>
-      <w:r>
-        <w:t xml:space="preserve"> </w:t>
-      </w:r>
-      <w:r>
-        <w:rPr>
-          <w:bCs/>
-          <w:b/>
-        </w:rPr>
-        <w:t xml:space="preserve">âm đơn điệu</w:t>
-      </w:r>
-      <w:r>
-        <w:t xml:space="preserve"> </w:t>
-      </w:r>
-      <w:r>
-        <w:t xml:space="preserve">như trường hợp giới hạn lý thuyết, được gọi là gánh nặng quốc tế hóa bắt buộc (Forced Internationalization Penalty, FIP). Chi tiết toàn bộ hệ giả thuyết H1–H6 và H1b được trình bày đầy đủ trong Chương 2 của luận án.</w:t>
+        <w:t xml:space="preserve">Dựa trên khung lý thuyết tích hợp đa tầng bao gồm mô hình Uppsala, lý thuyết dựa trên nguồn lực, lý thuyết thể chế, Lý thuyết thượng tầng quản trị và lăng kính năng lực số, luận án đề xuất hệ giả thuyết khoa học với sáu giả thuyết trọng tâm. Quan hệ nền giữa quốc tế hóa và hiệu quả hoạt động kinh doanh của doanh nghiệp mang dạng phi tuyến, cụ thể là dạng chữ U ngược, với chi phí thâm nhập và thích nghi cao ở giai đoạn đầu và lợi ích quy mô, học hỏi và đa dạng hóa thị trường ở giai đoạn sau, đến khi chi phí điều phối vượt quá lợi ích sẽ dẫn đến sự suy giảm hiệu quả. Chỉ số năng lực công nghệ (TCI) điều tiết dương quan hệ quốc tế hóa và hiệu quả bằng cách mở rộng biên thích nghi và tăng cường khả năng khai thác lợi thế cạnh tranh ở thị trường quốc tế. Chỉ số chấp nhận số (DAI), được hiểu là biến đại diện chấp nhận số nền tảng, có tác động điều tiết không đơn điệu và phụ thuộc vào chế độ thể chế: ở các nền kinh tế có thể chế tốt, DAI khuếch đại lợi ích của quốc tế hóa; ở các nền kinh tế với thể chế yếu, DAI có thể khuếch đại chi phí điều phối khi mức độ quốc tế hóa vượt ngưỡng. Bối cảnh thể chế, đo bằng chế độ con ICRV, điều tiết cả dạng và độ lớn của quan hệ quốc tế hóa và hiệu quả, tạo ra phổ thể chế từ tác động dương lớn ở tiên tiến đổi mới đến tác động âm ở đang nổi và SIDS extreme. Đặc điểm nhà quản trị cấp cao, cụ thể là kinh nghiệm quốc tế và đa dạng giới tính, điều tiết dương quan hệ quốc tế hóa và hiệu quả thông qua cơ chế tăng cường nhận diện cơ hội và quản trị rủi ro. Ngoài sáu giả thuyết trọng tâm H1–H6, luận án phát biểu thêm giả thuyết điều kiện biên H1b: tại các nền kinh tế SIDS (ICRV Nhóm VI), nơi ba điều kiện cấu trúc tối thiểu đồng thời bị vi phạm, thị trường nội địa quá nhỏ, chi phí thương mại cực cao, và thiếu hỗ trợ thể chế, dạng chữ U ngược mất cấu trúc (mất cả độ cong lẫn độ dốc có ý nghĩa), với quan hệ nghiêng về một dạng âm đơn điệu như trường hợp giới hạn lý thuyết, được gọi là gánh nặng quốc tế hóa bắt buộc (Forced Internationalization Penalty, FIP). Bên cạnh H1b (điều kiện biên không gian theo cấu trúc SIDS), luận án phát biểu thêm giả thuyết điều kiện biên thời gian H1c: tại nền kinh tế trải qua biến động thể chế tích lũy cực đoan qua các giai đoạn (điển hình là Ấn Độ trong nghiên cứu thành phần P9), cấu trúc chữ U ngược tan biến theo thời gian (điểm uốn dịch chuyển rồi mất ý nghĩa trong miền dữ liệu), phản ánh sự phá vỡ cấu trúc chứ không phải dịch chuyển tiệm tiến như H6 mô tả. Chi tiết toàn bộ hệ giả thuyết H1–H6, H1b và H1c được trình bày đầy đủ trong Chương 2 của luận án.</w:t>
       </w:r>
     </w:p>
     <w:p>
@@ -613,7 +533,7 @@
         <w:pStyle w:val="FirstParagraph"/>
       </w:pPr>
       <w:r>
-        <w:t xml:space="preserve">Về mặt lý thuyết, luận án đóng góp vào tài liệu kinh doanh quốc tế theo ba hướng chính. Hướng thứ nhất là tích hợp bốn lý thuyết kinh điển, mô hình Uppsala, lý thuyết dựa trên nguồn lực, lý thuyết thể chế và Lý thuyết thượng tầng quản trị, vào một khung giải thích đa tầng thống nhất, bổ sung bởi lăng kính năng lực số để phản ánh chuyển đổi số đương đại. Khung này không chỉ là sự ghép nối cơ học các lý thuyết mà là một kiến trúc lý thuyết có tính nhất quán nội tại, trong đó mỗi tầng giải thích một loại dị biệt khác nhau trong quan hệ quốc tế hóa và hiệu quả. Hướng thứ hai là phân tách rõ ràng năng lực công nghệ (TCI) và chỉ số chấp nhận số (DAI) như hai cấu trúc lý thuyết độc lập, dựa trên các nền tảng khái niệm khác nhau từ Bharadwaj et al. (2013), Verhoef et al. (2021), và Coltman et al. (2008). Sự phân tách này bổ sung vào thiếu hụt khái niệm quan trọng trong tài liệu về số hóa và quốc tế hóa. Hướng thứ ba là tái định vị mô hình Uppsala trong bối cảnh kỷ nguyên AI bằng cách mở rộng cơ chế học hỏi để bao gồm</w:t>
+        <w:t xml:space="preserve">Về mặt lý thuyết, đóng góp trọng tâm của luận án là chuyển luận điểm</w:t>
       </w:r>
       <w:r>
         <w:t xml:space="preserve"> </w:t>
@@ -622,26 +542,31 @@
         <w:t xml:space="preserve">“</w:t>
       </w:r>
       <w:r>
+        <w:t xml:space="preserve">quan hệ quốc tế hóa và hiệu quả phụ thuộc bối cảnh</w:t>
+      </w:r>
+      <w:r>
+        <w:t xml:space="preserve">”</w:t>
+      </w:r>
+      <w:r>
+        <w:t xml:space="preserve"> </w:t>
+      </w:r>
+      <w:r>
+        <w:t xml:space="preserve">từ một nhận định định tính thành một mệnh đề kiểm định được: thể chế không chỉ điều tiết độ lớn mà còn có thể định hình dấu và dạng hình của quan hệ quốc tế hóa và hiệu quả; ở cực trị thể chế yếu nhất, bằng chứng cho thấy dạng hàm chữ U ngược có xu hướng không còn áp dụng. Luận điểm trọng tâm này được nâng đỡ bởi bốn đóng góp lý thuyết thành phần. Đóng góp thứ nhất là tích hợp bốn lý thuyết kinh điển, mô hình Uppsala, lý thuyết dựa trên nguồn lực, lý thuyết thể chế và Lý thuyết thượng tầng quản trị, vào một khung giải thích đa tầng thống nhất, bổ sung bởi lăng kính năng lực số để phản ánh chuyển đổi số đương đại. Khung này không chỉ là sự ghép nối cơ học các lý thuyết mà là một kiến trúc lý thuyết có tính nhất quán nội tại, trong đó mỗi tầng giải thích một loại dị biệt khác nhau trong quan hệ quốc tế hóa và hiệu quả. Đóng góp thứ hai là phân tách rõ ràng năng lực công nghệ (TCI) và chỉ số chấp nhận số (DAI) như hai cấu trúc lý thuyết độc lập, dựa trên các nền tảng khái niệm khác nhau từ Bharadwaj et al. (2013), Verhoef et al. (2021), và Coltman et al. (2008). Sự phân tách này bổ sung vào thiếu hụt khái niệm quan trọng trong tài liệu về số hóa và quốc tế hóa. Đóng góp thứ ba là tái định vị mô hình Uppsala trong bối cảnh kỷ nguyên AI bằng cách mở rộng cơ chế học hỏi để bao gồm</w:t>
+      </w:r>
+      <w:r>
+        <w:t xml:space="preserve"> </w:t>
+      </w:r>
+      <w:r>
+        <w:t xml:space="preserve">“</w:t>
+      </w:r>
+      <w:r>
         <w:t xml:space="preserve">học hỏi tăng cường bằng dữ liệu</w:t>
       </w:r>
       <w:r>
         <w:t xml:space="preserve">”</w:t>
       </w:r>
       <w:r>
-        <w:t xml:space="preserve">, phù hợp với xu hướng quốc tế hóa được số hóa hỗ trợ (Banalieva &amp; Dhanaraj, 2019; Yang et al., 2025). Hướng thứ tư là đề xuất và đặt tên lý thuyết cho</w:t>
-      </w:r>
-      <w:r>
-        <w:t xml:space="preserve"> </w:t>
-      </w:r>
-      <w:r>
-        <w:rPr>
-          <w:bCs/>
-          <w:b/>
-        </w:rPr>
-        <w:t xml:space="preserve">gánh nặng quốc tế hóa bắt buộc (Forced Internationalization Penalty, FIP)</w:t>
-      </w:r>
-      <w:r>
-        <w:t xml:space="preserve">, một cấu trúc lý thuyết mới chưa được định danh trong tài liệu kinh doanh quốc tế, như điều kiện biên cực đoan của mô hình chữ U ngược khi cả ba tầng của khung CDCM (thể chế, năng lực, quản trị) đồng thời ở mức tối thiểu. Bằng chứng thực nghiệm thăm dò từ các nền kinh tế đảo nhỏ Thái Bình Dương gợi ý quan hệ âm đơn điệu không có điểm uốn, với giới hạn dữ liệu được nêu rõ ở Mục 4.7.8, mở ra hướng nghiên cứu mới về điều kiện biên của lý thuyết quốc tế hóa.</w:t>
+        <w:t xml:space="preserve">, phù hợp với xu hướng quốc tế hóa được số hóa hỗ trợ (Banalieva &amp; Dhanaraj, 2019; Yang et al., 2025). Đóng góp thứ tư là đề xuất và đặt tên lý thuyết cho gánh nặng quốc tế hóa bắt buộc (Forced Internationalization Penalty, FIP), một cấu trúc lý thuyết mới chưa được định danh trong tài liệu kinh doanh quốc tế, như điều kiện biên cực đoan của mô hình chữ U ngược khi cả ba tầng của khung CDCM (thể chế, năng lực, quản trị) đồng thời ở mức tối thiểu. Bằng chứng thực nghiệm thăm dò từ các nền kinh tế đảo nhỏ Thái Bình Dương gợi ý quan hệ âm đơn điệu không có điểm uốn, với giới hạn dữ liệu được nêu rõ ở Mục 4.7.8, mở ra hướng nghiên cứu mới về điều kiện biên của lý thuyết quốc tế hóa.</w:t>
       </w:r>
     </w:p>
     <w:p>
@@ -649,7 +574,7 @@
         <w:pStyle w:val="BodyText"/>
       </w:pPr>
       <w:r>
-        <w:t xml:space="preserve">Bốn hướng đóng góp lý thuyết trên hội tụ vào một kiến trúc thống nhất là khung điều tiết bối cảnh, năng lực và quản trị (Country–Digital–Capability Moderation, CDCM), trong đó mỗi tầng giải thích một loại dị biệt riêng của quan hệ quốc tế hóa và hiệu quả thay vì cạnh tranh loại trừ lẫn nhau. Tầng vĩ mô được vận hành hóa bằng khung biến thiên chế độ bối cảnh thể chế (Institutional Context Regime Variation, ICRV), công cụ phân loại sáu nhóm cho phép chuyển một phổ thể chế liên tục thành một biến điều tiết kiểm định được ở cấp doanh nghiệp. Đóng góp của ICRV không nằm ở việc thêm một biến phân loại, mà ở việc cung cấp một cách hệ thống để dự đoán vị trí điểm uốn dịch chuyển theo chế độ thể chế, qua đó biến luận điểm</w:t>
+        <w:t xml:space="preserve">Bốn đóng góp lý thuyết thành phần trên hội tụ vào một kiến trúc thống nhất là khung điều tiết bối cảnh, năng lực và quản trị (Country–Digital–Capability Moderation, CDCM), trong đó mỗi tầng giải thích một loại dị biệt riêng của quan hệ quốc tế hóa và hiệu quả thay vì cạnh tranh loại trừ lẫn nhau. Tầng vĩ mô được vận hành hóa bằng khung biến thiên chế độ bối cảnh thể chế (Institutional Context Regime Variation, ICRV), công cụ phân loại sáu nhóm cho phép chuyển một phổ thể chế liên tục thành một biến điều tiết kiểm định được ở cấp doanh nghiệp. Đóng góp của ICRV không nằm ở việc thêm một biến phân loại, mà ở việc cung cấp một cách hệ thống để dự đoán vị trí điểm uốn dịch chuyển theo chế độ thể chế, qua đó biến luận điểm</w:t>
       </w:r>
       <w:r>
         <w:t xml:space="preserve"> </w:t>
@@ -768,23 +693,7 @@
         <w:pStyle w:val="FirstParagraph"/>
       </w:pPr>
       <w:r>
-        <w:t xml:space="preserve">Luận án có sáu điểm mới so với các công trình nghiên cứu trước đây. Điểm mới thứ nhất là đề xuất khung tích hợp đa tầng cho quan hệ quốc tế hóa và hiệu quả trong bối cảnh châu Á, kết hợp bốn lý thuyết kinh điển với lăng kính năng lực số thành một kiến trúc lý thuyết thống nhất và có khả năng kiểm định. Không có nghiên cứu trước nào trong bối cảnh châu Á xây dựng khung tích hợp đầy đủ ba tầng điều tiết này theo cách có hệ thống. Điểm mới thứ hai là phân tách TCI và chỉ số chấp nhận số (DAI) như hai cấu trúc không trùng lặp, kiểm định chúng riêng biệt trong cùng một mô hình để làm rõ cơ chế tác động khác nhau của hai loại năng lực số đó. Sự phân tách này khắc phục hạn chế của các nghiên cứu trước thường gộp chung hai cấu trúc có bản chất khác nhau. Điểm mới thứ ba là phát triển và áp dụng khung phân loại thể chế ICRV với 6 chế độ con cho 50 nền kinh tế, bao gồm cả 7 nền kinh tế đảo nhỏ Thái Bình Dương liền kề như trường hợp ranh giới cực đoan, đây là lần đầu tiên một hệ thống phân loại đủ mịn như vậy được áp dụng trong nghiên cứu thực nghiệm về quan hệ quốc tế hóa và hiệu quả tại châu Á. Điểm mới thứ tư là mẫu gộp dữ liệu lớn nhất từ trước đến nay cho nghiên cứu đa quốc gia về quan hệ quốc tế hóa và hiệu quả tại châu Á, với 88.869 doanh nghiệp từ 50 nền kinh tế châu Á và Thái Bình Dương, mở rộng đáng kể từ mẫu gộp 17 nước (nghiên cứu thành phần P1) là nền tảng hiện có lớn nhất trước khi luận án hoàn thành. Điểm mới thứ năm là kiểm định ổn định theo thời gian của điểm uốn trong quan hệ quốc tế hóa và hiệu quả tại Trung Quốc, cho phép đánh giá liệu cấu trúc phi tuyến đó có ổn định qua hơn một thập kỷ chuyển đổi số hay không. Kết quả phân tích của luận án cho thấy điểm uốn tương đối ổn định qua hai thời điểm quan sát, cung cấp bằng chứng về tính bền vững của cấu trúc quốc tế hóa và hiệu quả phi tuyến ở Trung Quốc dù bối cảnh kinh tế có nhiều thay đổi. Điểm mới thứ sáu là đề xuất và đặt tên cho khái niệm</w:t>
-      </w:r>
-      <w:r>
-        <w:t xml:space="preserve"> </w:t>
-      </w:r>
-      <w:r>
-        <w:rPr>
-          <w:bCs/>
-          <w:b/>
-        </w:rPr>
-        <w:t xml:space="preserve">gánh nặng quốc tế hóa bắt buộc (Forced Internationalization Penalty, FIP)</w:t>
-      </w:r>
-      <w:r>
-        <w:t xml:space="preserve"> </w:t>
-      </w:r>
-      <w:r>
-        <w:t xml:space="preserve">cho bối cảnh các nền kinh tế đảo nhỏ Thái Bình Dương, lần đầu tiên trong tài liệu kinh doanh quốc tế: một điều kiện biên lý thuyết của mô hình chữ U ngược, trong đó quan hệ quốc tế hóa và hiệu quả có thể chuyển sang âm đơn điệu khi ba điều kiện cấu trúc bị vi phạm đồng thời. Đóng góp này chủ yếu mang tính khái niệm; bằng chứng thực nghiệm đi kèm (nghiên cứu thành phần P8) mang tính thăm dò và nhạy cảm với phiên bản dữ liệu cũng như số nền đảo nhỏ có dữ liệu doanh nghiệp đầy đủ (xem Mục 4.7.8), mở ra hướng nghiên cứu mới về điều kiện biên của các lý thuyết quốc tế hóa phổ quát.</w:t>
+        <w:t xml:space="preserve">Luận án có sáu điểm mới so với các công trình nghiên cứu trước đây. Điểm mới thứ nhất là đề xuất khung tích hợp đa tầng cho quan hệ quốc tế hóa và hiệu quả trong bối cảnh châu Á, kết hợp bốn lý thuyết kinh điển với lăng kính năng lực số thành một kiến trúc lý thuyết thống nhất và có khả năng kiểm định. Không có nghiên cứu trước nào trong bối cảnh châu Á xây dựng khung tích hợp đầy đủ ba tầng điều tiết này theo cách có hệ thống. Điểm mới thứ hai là phân tách TCI và chỉ số chấp nhận số (DAI) như hai cấu trúc không trùng lặp, kiểm định chúng riêng biệt trong cùng một mô hình để làm rõ cơ chế tác động khác nhau của hai loại năng lực số đó. Sự phân tách này khắc phục hạn chế của các nghiên cứu trước thường gộp chung hai cấu trúc có bản chất khác nhau. Điểm mới thứ ba là phát triển và áp dụng khung phân loại thể chế ICRV với 6 chế độ con cho 50 nền kinh tế, bao gồm cả 7 nền kinh tế đảo nhỏ Thái Bình Dương liền kề như trường hợp ranh giới cực đoan, theo hiểu biết của tác giả, chưa có nghiên cứu thực nghiệm nào về quan hệ quốc tế hóa và hiệu quả tại châu Á áp dụng một hệ thống phân loại thể chế đủ mịn như vậy. Điểm mới thứ tư là mẫu gộp dữ liệu thuộc loại lớn nhất mà tác giả ghi nhận được cho nghiên cứu đa quốc gia về quan hệ quốc tế hóa và hiệu quả tại châu Á, với 88.869 doanh nghiệp từ 50 nền kinh tế châu Á và Thái Bình Dương, mở rộng đáng kể từ mẫu gộp 17 nước (nghiên cứu thành phần P1) là nền tảng hiện có lớn nhất trước khi luận án hoàn thành. Điểm mới thứ năm là kiểm định ổn định theo thời gian của điểm uốn trong quan hệ quốc tế hóa và hiệu quả tại Trung Quốc, cho phép đánh giá liệu cấu trúc phi tuyến đó có ổn định qua hơn một thập kỷ chuyển đổi số hay không. Kết quả phân tích của luận án cho thấy điểm uốn tương đối ổn định qua hai thời điểm quan sát, cung cấp bằng chứng về tính bền vững của cấu trúc quốc tế hóa và hiệu quả phi tuyến ở Trung Quốc dù bối cảnh kinh tế có nhiều thay đổi. Điểm mới thứ sáu là đề xuất và đặt tên cho khái niệm gánh nặng quốc tế hóa bắt buộc (Forced Internationalization Penalty, FIP) cho bối cảnh các nền kinh tế đảo nhỏ Thái Bình Dương, một cấu trúc mà theo hiểu biết của tác giả chưa được định danh trong tài liệu kinh doanh quốc tế: một điều kiện biên lý thuyết của mô hình chữ U ngược, trong đó quan hệ quốc tế hóa và hiệu quả có thể chuyển sang âm đơn điệu khi ba điều kiện cấu trúc bị vi phạm đồng thời. Đóng góp này chủ yếu mang tính khái niệm; bằng chứng thực nghiệm đi kèm (nghiên cứu thành phần P8) mang tính thăm dò và nhạy cảm với phiên bản dữ liệu cũng như số nền đảo nhỏ có dữ liệu doanh nghiệp đầy đủ (xem Mục 4.7.8), mở ra hướng nghiên cứu mới về điều kiện biên của các lý thuyết quốc tế hóa phổ quát.</w:t>
       </w:r>
     </w:p>
     <w:p>
@@ -886,7 +795,7 @@
         <w:t xml:space="preserve"> </w:t>
       </w:r>
       <w:r>
-        <w:t xml:space="preserve">Luận án tích hợp tám nghiên cứu thành phần được công bố hoặc đang trong quá trình xem xét tại các tạp chí ISI/Scopus.</w:t>
+        <w:t xml:space="preserve">Luận án tích hợp tám nghiên cứu thành phần đang được hoàn thiện để gửi các tạp chí ISI/Scopus mục tiêu.</w:t>
       </w:r>
       <w:r>
         <w:t xml:space="preserve"> </w:t>
@@ -902,7 +811,7 @@
         <w:t xml:space="preserve"> </w:t>
       </w:r>
       <w:r>
-        <w:t xml:space="preserve">(Việt Nam, JABS, đang phản biện): kiểm định chữ U ngược tại Nhóm IV ICRV, điểm uốn = 39,3–46,2% FSTS, TCI là yếu tố nâng mặt bằng có ý nghĩa.</w:t>
+        <w:t xml:space="preserve">(Việt Nam, mục tiêu JED): kiểm định chữ U ngược tại Nhóm IV ICRV, điểm uốn = 39,3–46,2% FSTS, TCI là yếu tố nâng mặt bằng có ý nghĩa.</w:t>
       </w:r>
       <w:r>
         <w:t xml:space="preserve"> </w:t>
@@ -918,7 +827,7 @@
         <w:t xml:space="preserve"> </w:t>
       </w:r>
       <w:r>
-        <w:t xml:space="preserve">(Singapore, MIR, đang phản biện): kiểm định tại Nhóm I ICRV, điểm uốn ≈ 88,6% (khoảng tin cậy rất rộng và vượt ngưỡng khả thi của FSTS, nên không định vị tin cậy, xem Mục 4.3), DAI Tầng 1 và 2 khuếch đại đường cong quốc tế hóa và hiệu quả.</w:t>
+        <w:t xml:space="preserve">(Singapore, mục tiêu MIR): kiểm định tại Nhóm I ICRV, điểm uốn ≈ 88,6% (khoảng tin cậy rất rộng và vượt ngưỡng khả thi của FSTS, nên không định vị tin cậy, xem Mục 4.3), DAI Bậc 1 và 2 khuếch đại đường cong quốc tế hóa và hiệu quả.</w:t>
       </w:r>
       <w:r>
         <w:t xml:space="preserve"> </w:t>
@@ -934,7 +843,7 @@
         <w:t xml:space="preserve"> </w:t>
       </w:r>
       <w:r>
-        <w:t xml:space="preserve">(Trung Quốc, IJOEM, đang phản biện): kiểm định ổn định theo thời gian, điểm uốn ổn định qua 2012–2024 (≈ 48,78%, Paternoster z = 0,82, p = ,412).</w:t>
+        <w:t xml:space="preserve">(Trung Quốc, mục tiêu IJOEM): kiểm định ổn định theo thời gian, điểm uốn ổn định qua 2012–2024 (≈ 48,78%, Paternoster z = 0,82, p = ,412).</w:t>
       </w:r>
       <w:r>
         <w:t xml:space="preserve"> </w:t>
@@ -950,7 +859,7 @@
         <w:t xml:space="preserve"> </w:t>
       </w:r>
       <w:r>
-        <w:t xml:space="preserve">(meta-analysis ba tầng, IBR, đang phản biện): k = 238 nghiên cứu, r̄ = 0,074, I² = 62,4%, phổ thể chế ICRV Q_M = 17,35 (df = 4, p = ,002).</w:t>
+        <w:t xml:space="preserve">(meta-analysis ba tầng, mục tiêu JWB): k = 238 nghiên cứu, r̄ = 0,074, I² = 62,4%, phổ thể chế ICRV Q_M = 17,35 (df = 4, p = ,002).</w:t>
       </w:r>
       <w:r>
         <w:t xml:space="preserve"> </w:t>
@@ -966,7 +875,7 @@
         <w:t xml:space="preserve"> </w:t>
       </w:r>
       <w:r>
-        <w:t xml:space="preserve">(50 nền kinh tế, mục tiêu JIBS): N = 81.022 quan sát, điểm uốn gộp 43,6% ở mô hình đầy đủ, chữ U ngược rõ nét nhất ở nhóm chuyển đổi thu nhập trung bình–thấp (43,0%), kiểm định tích hợp CDCM đầu tiên ở quy mô liên quốc gia lớn.</w:t>
+        <w:t xml:space="preserve">(50 nền kinh tế, mục tiêu IBR): N = 81.022 quan sát, điểm uốn gộp 43,6% ở mô hình đầy đủ, chữ U ngược rõ nét nhất ở nhóm chuyển đổi thu nhập trung bình–thấp (43,0%), kiểm định tích hợp CDCM đầu tiên ở quy mô liên quốc gia lớn.</w:t>
       </w:r>
       <w:r>
         <w:t xml:space="preserve"> </w:t>
@@ -982,7 +891,7 @@
         <w:t xml:space="preserve"> </w:t>
       </w:r>
       <w:r>
-        <w:t xml:space="preserve">(SIDS, World Development, đang phản biện vòng hai): điều kiện biên FIP, quan hệ âm đơn điệu (</w:t>
+        <w:t xml:space="preserve">(SIDS, mục tiêu World Development): điều kiện biên FIP, quan hệ âm đơn điệu (</w:t>
       </w:r>
       <m:oMath>
         <m:sSub>
@@ -1079,23 +988,7 @@
         <w:t xml:space="preserve"> </w:t>
       </w:r>
       <w:r>
-        <w:t xml:space="preserve">(Ấn Độ, MIR/IJOEM, đang bình duyệt): độ bền ngưỡng quốc tế hóa và hiệu quả qua ba đợt WBES 2014–2025 (~29.000 doanh nghiệp), phát hiện</w:t>
-      </w:r>
-      <w:r>
-        <w:t xml:space="preserve"> </w:t>
-      </w:r>
-      <w:r>
-        <w:rPr>
-          <w:bCs/>
-          <w:b/>
-        </w:rPr>
-        <w:t xml:space="preserve">tan biến</w:t>
-      </w:r>
-      <w:r>
-        <w:t xml:space="preserve"> </w:t>
-      </w:r>
-      <w:r>
-        <w:t xml:space="preserve">điểm uốn chữ U ngược dưới biến động thể chế cực đoan (TP 61,8% rồi 40,7% sang tan biến; Paternoster</w:t>
+        <w:t xml:space="preserve">(Ấn Độ, mục tiêu MIR/IJOEM): độ bền ngưỡng quốc tế hóa và hiệu quả qua ba đợt WBES 2014–2025 (~29.000 doanh nghiệp), phát hiện tan biến điểm uốn chữ U ngược dưới biến động thể chế cực đoan (TP 61,8% rồi 40,7% sang tan biến; Paternoster</w:t>
       </w:r>
       <w:r>
         <w:t xml:space="preserve"> </w:t>
@@ -1156,7 +1049,7 @@
         </m:r>
       </m:oMath>
       <w:r>
-        <w:t xml:space="preserve">), kèm tương tác DAI Tầng 2/UPI âm. Kết quả P3–P9 được trình bày chi tiết trong Chương 4 và tích hợp vào bàn luận CDCM trong Chương 5.</w:t>
+        <w:t xml:space="preserve">), kèm tương tác DAI Bậc 2/UPI âm. Kết quả P3–P9 được trình bày chi tiết trong Chương 4 và tích hợp vào bàn luận CDCM trong Chương 5.</w:t>
       </w:r>
       <w:r>
         <w:t xml:space="preserve"> </w:t>

--- a/dist/BO_NOP_HOAN_CHINH_2026-06/3_luan_an_chuong_phu_luc/chuong_1_gioi_thieu_vi.docx
+++ b/dist/BO_NOP_HOAN_CHINH_2026-06/3_luan_an_chuong_phu_luc/chuong_1_gioi_thieu_vi.docx
@@ -41,7 +41,7 @@
         <w:pStyle w:val="BodyText"/>
       </w:pPr>
       <w:r>
-        <w:t xml:space="preserve">Ở châu Á, bối cảnh này càng trở nên đặc biệt đáng quan tâm vì khu vực đang chứng kiến tốc độ hội nhập kinh tế và chuyển đổi số hết sức không đồng đều giữa các quốc gia. Từ Singapore, một nền kinh tế nhỏ mở, dẫn đầu thế giới về năng lực đổi mới và kết nối toàn cầu, đến Việt Nam, một nền kinh tế chuyển đổi đang đẩy nhanh cải cách thể chế và hội nhập quốc tế, rồi đến Trung Quốc với quy mô thị trường khổng lồ và cấu trúc thể chế đặc thù, thậm chí đến các quốc đảo nhỏ Thái Bình Dương đang phải đối mặt với thách thức sinh tồn kép của biến đổi khí hậu và bẫy phụ thuộc xuất khẩu, sự đa dạng này tạo ra một phòng thí nghiệm thực địa lý tưởng để kiểm định các điều kiện biên của quan hệ quốc tế hóa và hiệu quả (Khanna &amp; Palepu, 2010; Peng, 2003).</w:t>
+        <w:t xml:space="preserve">Ở châu Á, bối cảnh này càng trở nên đặc biệt đáng quan tâm vì khu vực đang chứng kiến tốc độ hội nhập kinh tế và chuyển đổi số hết sức không đồng đều giữa các quốc gia. Từ Singapore, một nền kinh tế nhỏ mở, dẫn đầu thế giới về năng lực đổi mới và kết nối toàn cầu, đến Việt Nam, một nền kinh tế chuyển đổi đang đẩy nhanh cải cách thể chế và hội nhập quốc tế, rồi đến Trung Quốc với quy mô thị trường khổng lồ và cấu trúc thể chế đặc thù, thậm chí đến các quốc đảo nhỏ Thái Bình Dương đang phải đối mặt với thách thức sinh tồn kép của biến đổi khí hậu và bẫy phụ thuộc xuất khẩu, sự đa dạng này tạo điều kiện thuận lợi để kiểm định các điều kiện biên của quan hệ quốc tế hóa và hiệu quả (Khanna &amp; Palepu, 2010; Peng, 2003).</w:t>
       </w:r>
     </w:p>
     <w:p>
@@ -57,7 +57,7 @@
         <w:pStyle w:val="BodyText"/>
       </w:pPr>
       <w:r>
-        <w:t xml:space="preserve">Không thể bỏ qua vai trò của thể chế trong việc hình thành kết quả quốc tế hóa. Lý thuyết thể chế (North, 1990; Khanna &amp; Palepu, 2010) khẳng định rằng thể chế tạo ra cấu trúc khuyến khích và chi phí giao dịch khác nhau giữa các quốc gia. Ở các thị trường mới nổi,</w:t>
+        <w:t xml:space="preserve">Thể chế cũng góp phần quan trọng định hình kết quả quốc tế hóa. Lý thuyết thể chế (North, 1990; Khanna &amp; Palepu, 2010) khẳng định rằng thể chế tạo ra cấu trúc khuyến khích và chi phí giao dịch khác nhau giữa các quốc gia. Ở các thị trường mới nổi,</w:t>
       </w:r>
       <w:r>
         <w:t xml:space="preserve"> </w:t>
@@ -80,7 +80,7 @@
         <w:pStyle w:val="BodyText"/>
       </w:pPr>
       <w:r>
-        <w:t xml:space="preserve">Cuối cùng, nhà quản trị cấp cao đóng vai trò không thể bỏ qua trong việc hình thành chiến lược và kết quả quốc tế hóa. Lý thuyết thượng tầng quản trị (Hambrick &amp; Mason, 1984) khẳng định rằng quyết định chiến lược phản ánh đặc điểm nhận thức, kinh nghiệm và giá trị của nhà quản trị. Kinh nghiệm quốc tế giúp nhà quản trị nhận diện cơ hội và giảm chi phí của gánh nặng người nước ngoài, trong khi sự đa dạng giới tính ở cấp lãnh đạo có thể tăng cường quản trị rủi ro và ra quyết định đa chiều (Hsu et al., 2013; Post &amp; Byron, 2015). Tích hợp tầng nhà quản trị vào khung giải thích đa tầng là cần thiết để phản ánh đầy đủ sự phức tạp của quan hệ quốc tế hóa và hiệu quả trong bối cảnh châu Á.</w:t>
+        <w:t xml:space="preserve">Sau cùng, nhà quản trị cấp cao có ảnh hưởng quan trọng đến chiến lược và kết quả quốc tế hóa. Lý thuyết thượng tầng quản trị (Hambrick &amp; Mason, 1984) khẳng định rằng quyết định chiến lược phản ánh đặc điểm nhận thức, kinh nghiệm và giá trị của nhà quản trị. Kinh nghiệm quốc tế giúp nhà quản trị nhận diện cơ hội và giảm chi phí của gánh nặng người nước ngoài, trong khi sự đa dạng giới tính ở cấp lãnh đạo có thể tăng cường quản trị rủi ro và ra quyết định đa chiều (Hsu et al., 2013; Post &amp; Byron, 2015). Tích hợp tầng nhà quản trị vào khung giải thích đa tầng là cần thiết để phản ánh đầy đủ sự phức tạp của quan hệ quốc tế hóa và hiệu quả trong bối cảnh châu Á.</w:t>
       </w:r>
     </w:p>
     <w:bookmarkStart w:id="21" w:name="X756fc8a07162cdb375f09945034083eda48ddb2"/>
@@ -115,7 +115,7 @@
         <w:t xml:space="preserve"> </w:t>
       </w:r>
       <w:r>
-        <w:t xml:space="preserve">(demographic dividend) phụ thuộc vào năng lực tạo việc làm năng suất cao của khu vực doanh nghiệp, điều này khiến câu hỏi về cơ chế chuyển hóa quốc tế hóa thành hiệu quả hoạt động kinh doanh của doanh nghiệp trở thành một vấn đề phát triển cấp bách chứ không chỉ là tranh luận học thuật.</w:t>
+        <w:t xml:space="preserve">(demographic dividend) phụ thuộc vào năng lực tạo việc làm năng suất cao của khu vực doanh nghiệp, khiến câu hỏi về cơ chế chuyển hóa quốc tế hóa thành hiệu quả hoạt động kinh doanh của doanh nghiệp trở nên cấp bách cả về phương diện phát triển lẫn học thuật.</w:t>
       </w:r>
     </w:p>
     <w:p>
@@ -157,7 +157,7 @@
         <w:pStyle w:val="BodyText"/>
       </w:pPr>
       <w:r>
-        <w:t xml:space="preserve">Ba dịch chuyển trên hội tụ vào một hàm ý chung: hiểu được khi nào và trong điều kiện nào quốc tế hóa cải thiện hiệu quả hoạt động kinh doanh của doanh nghiệp không còn là câu hỏi thuần lý thuyết mà là điều kiện tiên quyết để thiết kế chính sách phát triển hữu hiệu cho khu vực châu Á–Thái Bình Dương đa dạng về thể chế. Luận án này định vị trong khoảng giao đó, kết nối tranh luận học thuật về quan hệ quốc tế hóa và hiệu quả với nhu cầu chính sách đương đại bằng một khung đa tầng và bằng chứng cấp doanh nghiệp quy mô lớn nhất từng có cho khu vực.</w:t>
+        <w:t xml:space="preserve">Ba dịch chuyển trên dẫn đến một hàm ý chung: hiểu được khi nào và trong điều kiện nào quốc tế hóa cải thiện hiệu quả hoạt động kinh doanh của doanh nghiệp không chỉ là câu hỏi lý thuyết mà còn là điều kiện tiên quyết để thiết kế chính sách phát triển hữu hiệu cho khu vực châu Á–Thái Bình Dương đa dạng về thể chế. Luận án này định vị trong khoảng giao đó, kết nối tranh luận học thuật về quan hệ quốc tế hóa và hiệu quả với nhu cầu chính sách đương đại bằng một khung đa tầng và bằng chứng cấp doanh nghiệp quy mô lớn nhất từng có cho khu vực.</w:t>
       </w:r>
     </w:p>
     <w:p>
@@ -190,7 +190,7 @@
         <w:pStyle w:val="BodyText"/>
       </w:pPr>
       <w:r>
-        <w:t xml:space="preserve">Phổ thể chế (institutional spectrum) là trục tổ chức xuyên suốt của luận án. Khu vực châu Á và lân cận trải dài từ những nền kinh tế đổi mới dẫn dắt với pháp quyền mạnh đến những nền kinh tế đảo nhỏ có hạ tầng thể chế sơ khai, tạo ra một dải biến thiên thể chế hiếm có để kiểm định liệu cùng một mức độ quốc tế hóa có tạo ra kết quả khác nhau theo chế độ thể chế hay không. Chính dải biến thiên này, chứ không phải một quốc gia đơn lẻ, là điều kiện cho phép phân biệt giữa giả thuyết về một quy luật phổ quát và giả thuyết về một quan hệ có điều kiện.</w:t>
+        <w:t xml:space="preserve">Phổ thể chế (institutional spectrum) là trục phân tích chính, xuyên suốt luận án. Khu vực châu Á và lân cận trải dài từ những nền kinh tế đổi mới dẫn dắt với pháp quyền mạnh đến những nền kinh tế đảo nhỏ có hạ tầng thể chế sơ khai, tạo ra một dải biến thiên thể chế hiếm có để kiểm định liệu cùng một mức độ quốc tế hóa có tạo ra kết quả khác nhau theo chế độ thể chế hay không. Chính dải biến thiên này, chứ không phải một quốc gia đơn lẻ, là điều kiện cho phép phân biệt giữa giả thuyết về một quy luật phổ quát và giả thuyết về một quan hệ có điều kiện.</w:t>
       </w:r>
     </w:p>
     <w:p>
@@ -198,7 +198,7 @@
         <w:pStyle w:val="BodyText"/>
       </w:pPr>
       <w:r>
-        <w:t xml:space="preserve">Kỷ nguyên số bổ sung một chiều phức tạp mới. Khi công cụ số trở nên phổ cập, ranh giới giữa chiều sâu năng lực công nghệ nội tại và mức độ chấp nhận công cụ số bề mặt dễ bị xóa nhòa trong đo lường, dẫn đến nguy cơ quy hai cơ chế khác nhau về một hiệu ứng đồng nhất. Vì hai loại năng lực số này có thể tác động trái chiều theo chế độ thể chế, việc giữ chúng tách biệt trở thành điều kiện tiên quyết để rút ra hàm ý chính sách chính xác cho từng nhóm nền kinh tế trong khu vực.</w:t>
+        <w:t xml:space="preserve">Kỷ nguyên số làm cho vấn đề phức tạp thêm một mức. Khi công cụ số trở nên phổ cập, ranh giới giữa chiều sâu năng lực công nghệ nội tại và mức độ chấp nhận công cụ số bề mặt dễ bị xóa nhòa trong đo lường, dẫn đến nguy cơ quy hai cơ chế khác nhau về một hiệu ứng đồng nhất. Vì hai loại năng lực số này có thể tác động trái chiều theo chế độ thể chế, việc giữ chúng tách biệt trở thành điều kiện tiên quyết để rút ra hàm ý chính sách chính xác cho từng nhóm nền kinh tế trong khu vực.</w:t>
       </w:r>
     </w:p>
     <w:bookmarkEnd w:id="22"/>
@@ -217,7 +217,7 @@
         <w:pStyle w:val="FirstParagraph"/>
       </w:pPr>
       <w:r>
-        <w:t xml:space="preserve">Mặc dù đã có hàng trăm nghiên cứu thực nghiệm, bằng chứng về mối quan hệ giữa quốc tế hóa và hiệu quả hoạt động kinh doanh của doanh nghiệp vẫn chưa thống nhất và tản mạn. Các phân tích tổng hợp (meta-analyses) về quan hệ quốc tế hóa và hiệu quả liên tục cho thấy tác động tổng hợp là dương nhưng nhỏ, hệ số tương quan tổng hợp r trong khoảng 0,07–0,13, đồng thời mức độ dị biệt giữa các nghiên cứu rất cao với I² thường vượt 80% (Bausch &amp; Krist, 2007; Kirca et al., 2012; Marano et al., 2016; Wu et al., 2022). Tình trạng dị biệt cao này không phải là tín hiệu của sai sót phương pháp, mà là bằng chứng cho thấy quan hệ quốc tế hóa và hiệu quả phụ thuộc sâu sắc vào điều kiện bối cảnh. Arte và Larimo (2022) lập luận rằng dị biệt cao gợi ý sự cần thiết phải chuyển dịch từ mô hình đơn biến sang khung đa tầng có tính đến thể chế, năng lực và đặc điểm nhà quản trị.</w:t>
+        <w:t xml:space="preserve">Mặc dù đã có hàng trăm nghiên cứu thực nghiệm, bằng chứng về mối quan hệ giữa quốc tế hóa và hiệu quả hoạt động kinh doanh của doanh nghiệp vẫn chưa thống nhất và tản mạn. Các phân tích tổng hợp (meta-analyses) về quan hệ quốc tế hóa và hiệu quả liên tục cho thấy tác động tổng hợp là dương nhưng nhỏ, hệ số tương quan tổng hợp r trong khoảng 0,07–0,13, đồng thời mức độ dị biệt giữa các nghiên cứu rất cao với I² thường vượt 80% (Bausch &amp; Krist, 2007; Kirca et al., 2012; Marano et al., 2016; Wu et al., 2022). Mức dị biệt cao này không phản ánh sai sót phương pháp, mà cho thấy quan hệ quốc tế hóa và hiệu quả phụ thuộc nhiều vào điều kiện bối cảnh. Arte và Larimo (2022) lập luận rằng dị biệt cao gợi ý sự cần thiết phải chuyển dịch từ mô hình đơn biến sang khung đa tầng có tính đến thể chế, năng lực và đặc điểm nhà quản trị.</w:t>
       </w:r>
     </w:p>
     <w:p>
@@ -233,7 +233,7 @@
         <w:pStyle w:val="BodyText"/>
       </w:pPr>
       <w:r>
-        <w:t xml:space="preserve">Ba khoảng trống trên không phải là ba thiếu sót rời rạc mà là ba biểu hiện của cùng một hạn chế nền tảng: tài liệu hiện hành thiếu một cấu trúc giải thích đủ phân tầng để nắm bắt mức dị biệt cao của quan hệ quốc tế hóa và hiệu quả. Khoảng trống thứ nhất biểu hiện hạn chế đó ở tầng lý thuyết, bởi không một lý thuyết đơn lẻ nào, dù là mô hình Uppsala, lý thuyết dựa trên nguồn lực hay lý thuyết thể chế, cung cấp được một lý giải đầy đủ cho sự dị biệt đó; mỗi lý thuyết chỉ soi sáng một loại dị biệt và bỏ trống các tầng còn lại. Hennart (2007) cảnh báo rằng quan hệ giữa mức độ đa quốc gia và hiệu quả không phải là quy luật phổ quát tự thân mà phụ thuộc vào bản chất tài sản đặc thù được khai thác xuyên biên giới, hàm ý rằng việc kiểm định một dạng hàm duy nhất cho mọi bối cảnh là không thỏa đáng về mặt lý thuyết. Khoảng trống thứ hai biểu hiện hạn chế đó ở tầng đo lường, vì khi hai cấu trúc số có chiều sâu tổ chức khác nhau bị gộp thành một chỉ số tổng hợp duy nhất, hai cơ chế tác động có thể trái chiều sẽ bị trung bình hóa, che khuất chính cơ chế mà nhà quản trị và nhà hoạch định chính sách cần phân biệt khi quyết định đầu tư vào chiều sâu năng lực hay vào công cụ giao diện. Khoảng trống thứ ba biểu hiện hạn chế đó ở tầng bằng chứng, bởi sự thiếu đại diện của các nền kinh tế chuyển đổi và các nền kinh tế đảo nhỏ đang phát triển làm suy yếu chính khả năng kiểm định điều kiện biên: đúng các địa điểm cực trị về thể chế, nơi điều kiện biên dễ bộc lộ nhất, lại là nơi tài liệu thiếu vắng bằng chứng nhất.</w:t>
+        <w:t xml:space="preserve">Ba khoảng trống trên không rời rạc; chúng cùng phản ánh một hạn chế nền tảng: tài liệu hiện hành thiếu một cấu trúc giải thích đủ phân tầng để nắm bắt mức dị biệt cao của quan hệ quốc tế hóa và hiệu quả. Khoảng trống thứ nhất biểu hiện hạn chế đó ở tầng lý thuyết, bởi không một lý thuyết đơn lẻ nào, dù là mô hình Uppsala, lý thuyết dựa trên nguồn lực hay lý thuyết thể chế, cung cấp được một lý giải đầy đủ cho sự dị biệt đó; mỗi lý thuyết chỉ soi sáng một loại dị biệt và bỏ trống các tầng còn lại. Hennart (2007) cảnh báo rằng quan hệ giữa mức độ đa quốc gia và hiệu quả không phải là quy luật phổ quát tự thân mà phụ thuộc vào bản chất tài sản đặc thù được khai thác xuyên biên giới, hàm ý rằng việc kiểm định một dạng hàm duy nhất cho mọi bối cảnh là không thỏa đáng về mặt lý thuyết. Khoảng trống thứ hai biểu hiện hạn chế đó ở tầng đo lường, vì khi hai cấu trúc số có chiều sâu tổ chức khác nhau bị gộp thành một chỉ số tổng hợp duy nhất, hai cơ chế tác động có thể trái chiều sẽ bị trung bình hóa, che khuất chính cơ chế mà nhà quản trị và nhà hoạch định chính sách cần phân biệt khi quyết định đầu tư vào chiều sâu năng lực hay vào công cụ giao diện. Khoảng trống thứ ba biểu hiện hạn chế đó ở tầng bằng chứng, bởi sự thiếu đại diện của các nền kinh tế chuyển đổi và các nền kinh tế đảo nhỏ đang phát triển làm suy yếu chính khả năng kiểm định điều kiện biên: đúng các địa điểm cực trị về thể chế, nơi điều kiện biên dễ bộc lộ nhất, lại là nơi tài liệu thiếu vắng bằng chứng nhất.</w:t>
       </w:r>
     </w:p>
     <w:p>
@@ -241,7 +241,7 @@
         <w:pStyle w:val="BodyText"/>
       </w:pPr>
       <w:r>
-        <w:t xml:space="preserve">Khi đặt cạnh nhau, ba tầng hạn chế này chỉ về một câu hỏi nền tảng hơn câu hỏi</w:t>
+        <w:t xml:space="preserve">Gộp lại, ba tầng hạn chế này hướng đến một câu hỏi căn bản hơn câu hỏi</w:t>
       </w:r>
       <w:r>
         <w:t xml:space="preserve"> </w:t>
@@ -264,7 +264,7 @@
         <w:pStyle w:val="BodyText"/>
       </w:pPr>
       <w:r>
-        <w:t xml:space="preserve">Luận án này được thiết kế để giải quyết ba khoảng trống đó bằng cách xây dựng và kiểm định một khung giải thích đa tầng cho quan hệ quốc tế hóa và hiệu quả tại châu Á, với thiết kế hỗn hợp tổng hợp–thực nghiệm kết hợp phân tích tổng hợp và phân tích đa quốc gia quy mô lớn. Trọng tâm khoa học của luận án là vai trò điều tiết của thể chế, năng lực số và đặc điểm nhà quản trị, ba tầng điều tiết mà, theo lập luận của luận án, cùng nhau tạo nên cấu trúc giải thích cần thiết cho dị biệt cao trong quan hệ quốc tế hóa và hiệu quả.</w:t>
+        <w:t xml:space="preserve">Luận án này được thiết kế để giải quyết ba khoảng trống đó bằng cách xây dựng và kiểm định một khung giải thích đa tầng cho quan hệ quốc tế hóa và hiệu quả tại châu Á, với thiết kế hỗn hợp tổng hợp–thực nghiệm kết hợp phân tích tổng hợp và phân tích đa quốc gia quy mô lớn. Trọng tâm khoa học của luận án là vai trò điều tiết của thể chế, năng lực số và đặc điểm nhà quản trị, ba tầng điều tiết mà luận án lập luận rằng cùng nhau tạo nên cấu trúc giải thích cần thiết cho mức dị biệt cao trong quan hệ quốc tế hóa và hiệu quả.</w:t>
       </w:r>
     </w:p>
     <w:p>
@@ -452,7 +452,7 @@
         <w:pStyle w:val="FirstParagraph"/>
       </w:pPr>
       <w:r>
-        <w:t xml:space="preserve">Luận án áp dụng thiết kế nghiên cứu hỗn hợp tổng hợp–thực nghiệm, sự kết hợp giữa phân tích tổng hợp và phân tích thực nghiệm đa quốc gia, nhằm trả lời bốn câu hỏi nghiên cứu đã đặt ra. Thiết kế này không chỉ đơn thuần là sử dụng hai phương pháp song song, mà tạo ra một đối thoại hai chiều: phân tích tổng hợp cung cấp tổng quan có hệ thống về trạng thái bằng chứng và xác định các biến điều tiết quan trọng trong tài liệu, trong khi phân tích thực nghiệm kiểm định trực tiếp các giả thuyết phát sinh từ khung lý thuyết trong bối cảnh châu Á. Sự tương tác này tăng cường đáng kể sức mạnh đóng góp so với việc chỉ sử dụng một phương pháp duy nhất (Borenstein et al., 2009; Hunter &amp; Schmidt, 2004).</w:t>
+        <w:t xml:space="preserve">Luận án áp dụng thiết kế nghiên cứu hỗn hợp tổng hợp–thực nghiệm, sự kết hợp giữa phân tích tổng hợp và phân tích thực nghiệm đa quốc gia, nhằm trả lời bốn câu hỏi nghiên cứu đã đặt ra. Thiết kế này không dừng ở việc dùng song song hai phương pháp, mà để chúng bổ trợ qua lại: phân tích tổng hợp cung cấp tổng quan có hệ thống về trạng thái bằng chứng và xác định các biến điều tiết quan trọng trong tài liệu, trong khi phân tích thực nghiệm kiểm định trực tiếp các giả thuyết phát sinh từ khung lý thuyết trong bối cảnh châu Á. Sự tương tác này làm cho đóng góp của luận án vững chắc hơn nhiều so với khi chỉ dùng một phương pháp (Borenstein et al., 2009; Hunter &amp; Schmidt, 2004).</w:t>
       </w:r>
     </w:p>
     <w:p>
@@ -551,7 +551,7 @@
         <w:t xml:space="preserve"> </w:t>
       </w:r>
       <w:r>
-        <w:t xml:space="preserve">từ một nhận định định tính thành một mệnh đề kiểm định được: thể chế không chỉ điều tiết độ lớn mà còn có thể định hình dấu và dạng hình của quan hệ quốc tế hóa và hiệu quả; ở cực trị thể chế yếu nhất, bằng chứng cho thấy dạng hàm chữ U ngược có xu hướng không còn áp dụng. Luận điểm trọng tâm này được nâng đỡ bởi bốn đóng góp lý thuyết thành phần. Đóng góp thứ nhất là tích hợp bốn lý thuyết kinh điển, mô hình Uppsala, lý thuyết dựa trên nguồn lực, lý thuyết thể chế và Lý thuyết thượng tầng quản trị, vào một khung giải thích đa tầng thống nhất, bổ sung bởi lăng kính năng lực số để phản ánh chuyển đổi số đương đại. Khung này không chỉ là sự ghép nối cơ học các lý thuyết mà là một kiến trúc lý thuyết có tính nhất quán nội tại, trong đó mỗi tầng giải thích một loại dị biệt khác nhau trong quan hệ quốc tế hóa và hiệu quả. Đóng góp thứ hai là phân tách rõ ràng năng lực công nghệ (TCI) và chỉ số chấp nhận số (DAI) như hai cấu trúc lý thuyết độc lập, dựa trên các nền tảng khái niệm khác nhau từ Bharadwaj et al. (2013), Verhoef et al. (2021), và Coltman et al. (2008). Sự phân tách này bổ sung vào thiếu hụt khái niệm quan trọng trong tài liệu về số hóa và quốc tế hóa. Đóng góp thứ ba là tái định vị mô hình Uppsala trong bối cảnh kỷ nguyên AI bằng cách mở rộng cơ chế học hỏi để bao gồm</w:t>
+        <w:t xml:space="preserve">từ một nhận định định tính thành một mệnh đề kiểm định được: thể chế không chỉ điều tiết độ lớn mà còn có thể định hình dấu và dạng hình của quan hệ quốc tế hóa và hiệu quả; ở cực trị thể chế yếu nhất, bằng chứng cho thấy dạng hàm chữ U ngược có xu hướng không còn áp dụng. Luận điểm trọng tâm này được nâng đỡ bởi bốn đóng góp lý thuyết thành phần. Đóng góp thứ nhất là tích hợp bốn lý thuyết kinh điển, mô hình Uppsala, lý thuyết dựa trên nguồn lực, lý thuyết thể chế và Lý thuyết thượng tầng quản trị, vào một khung giải thích đa tầng thống nhất, bổ sung bởi lăng kính năng lực số để phản ánh chuyển đổi số đương đại. Khung này không phải phép ghép cơ học các lý thuyết mà là một kiến trúc lý thuyết nhất quán, trong đó mỗi tầng giải thích một loại dị biệt riêng trong quan hệ quốc tế hóa và hiệu quả. Đóng góp thứ hai là phân tách rõ ràng năng lực công nghệ (TCI) và chỉ số chấp nhận số (DAI) như hai cấu trúc lý thuyết độc lập, dựa trên các nền tảng khái niệm khác nhau từ Bharadwaj et al. (2013), Verhoef et al. (2021), và Coltman et al. (2008). Sự phân tách này bổ sung vào thiếu hụt khái niệm quan trọng trong tài liệu về số hóa và quốc tế hóa. Đóng góp thứ ba là tái định vị mô hình Uppsala trong bối cảnh kỷ nguyên AI bằng cách mở rộng cơ chế học hỏi để bao gồm</w:t>
       </w:r>
       <w:r>
         <w:t xml:space="preserve"> </w:t>
@@ -574,7 +574,7 @@
         <w:pStyle w:val="BodyText"/>
       </w:pPr>
       <w:r>
-        <w:t xml:space="preserve">Bốn đóng góp lý thuyết thành phần trên hội tụ vào một kiến trúc thống nhất là khung điều tiết bối cảnh, năng lực và quản trị (Country–Digital–Capability Moderation, CDCM), trong đó mỗi tầng giải thích một loại dị biệt riêng của quan hệ quốc tế hóa và hiệu quả thay vì cạnh tranh loại trừ lẫn nhau. Tầng vĩ mô được vận hành hóa bằng khung biến thiên chế độ bối cảnh thể chế (Institutional Context Regime Variation, ICRV), công cụ phân loại sáu nhóm cho phép chuyển một phổ thể chế liên tục thành một biến điều tiết kiểm định được ở cấp doanh nghiệp. Đóng góp của ICRV không nằm ở việc thêm một biến phân loại, mà ở việc cung cấp một cách hệ thống để dự đoán vị trí điểm uốn dịch chuyển theo chế độ thể chế, qua đó biến luận điểm</w:t>
+        <w:t xml:space="preserve">Bốn đóng góp lý thuyết thành phần trên hội tụ vào một kiến trúc thống nhất là khung điều tiết bối cảnh, năng lực và quản trị (Country–Digital–Capability Moderation, CDCM), trong đó mỗi tầng giải thích một loại dị biệt riêng của quan hệ quốc tế hóa và hiệu quả, không loại trừ nhau. Tầng vĩ mô được vận hành hóa bằng khung biến thiên chế độ bối cảnh thể chế (Institutional Context Regime Variation, ICRV), công cụ phân loại sáu nhóm cho phép chuyển một phổ thể chế liên tục thành một biến điều tiết kiểm định được ở cấp doanh nghiệp. Đóng góp của ICRV không nằm ở việc thêm một biến phân loại, mà ở việc cung cấp một cách hệ thống để dự đoán vị trí điểm uốn dịch chuyển theo chế độ thể chế, qua đó biến luận điểm</w:t>
       </w:r>
       <w:r>
         <w:t xml:space="preserve"> </w:t>
@@ -600,7 +600,7 @@
         <w:pStyle w:val="BodyText"/>
       </w:pPr>
       <w:r>
-        <w:t xml:space="preserve">Đỉnh của kiến trúc lý thuyết là việc định danh gánh nặng quốc tế hóa bắt buộc (Forced Internationalization Penalty, FIP) như một điều kiện biên cực trị của mô hình chữ U ngược. FIP phát biểu rằng khi cả ba tầng của khung CDCM đồng thời ở mức tối thiểu, quan hệ quốc tế hóa và hiệu quả không chỉ mất phần lợi ích giai đoạn đầu mà chuyển hẳn sang dạng âm đơn điệu không có điểm uốn. Việc định danh một điều kiện biên như vậy có giá trị lý thuyết vượt ra ngoài một phát hiện thực nghiệm đơn lẻ, bởi nó xác định ranh giới ứng dụng của cả một họ lý thuyết quốc tế hóa vốn ngầm giả định những điều kiện cấu trúc tối thiểu luôn được thỏa mãn.</w:t>
+        <w:t xml:space="preserve">Điểm cao nhất của kiến trúc lý thuyết là việc đặt tên cho gánh nặng quốc tế hóa bắt buộc (Forced Internationalization Penalty, FIP), một điều kiện biên cực trị của mô hình chữ U ngược. FIP phát biểu rằng khi cả ba tầng của khung CDCM đồng thời ở mức tối thiểu, quan hệ quốc tế hóa và hiệu quả không chỉ mất phần lợi ích giai đoạn đầu mà chuyển hẳn sang dạng âm đơn điệu không có điểm uốn. Việc định danh một điều kiện biên như vậy có giá trị lý thuyết vượt ra ngoài một phát hiện thực nghiệm đơn lẻ, bởi nó xác định ranh giới ứng dụng của cả một họ lý thuyết quốc tế hóa vốn ngầm giả định những điều kiện cấu trúc tối thiểu luôn được thỏa mãn.</w:t>
       </w:r>
     </w:p>
     <w:bookmarkEnd w:id="34"/>
@@ -726,7 +726,7 @@
         <w:t xml:space="preserve"> </w:t>
       </w:r>
       <w:r>
-        <w:t xml:space="preserve">từ một nhận định định tính thành một cấu trúc kiểm định được trên toàn bộ phổ thể chế của một khu vực, đồng thời xác định và định danh điểm mà tại đó dạng hàm chữ U ngược không còn ứng dụng được. Khác với các nghiên cứu trước thường dừng lại ở việc chứng minh thể chế điều tiết độ lớn của hiệu ứng, luận án chứng minh thể chế có thể điều tiết cả dấu của hiệu ứng, qua đó nâng luận điểm từ</w:t>
+        <w:t xml:space="preserve">từ một nhận định định tính thành một cấu trúc kiểm định được trên toàn bộ phổ thể chế của một khu vực, đồng thời xác định và định danh điểm mà tại đó dạng hàm chữ U ngược không còn ứng dụng được. Các nghiên cứu trước thường chỉ chứng minh thể chế điều tiết độ lớn của hiệu ứng; luận án chứng minh thể chế có thể điều tiết cả dấu của hiệu ứng, đưa luận điểm từ</w:t>
       </w:r>
       <w:r>
         <w:t xml:space="preserve"> </w:t>
@@ -744,7 +744,7 @@
         <w:t xml:space="preserve"> </w:t>
       </w:r>
       <w:r>
-        <w:t xml:space="preserve">lên</w:t>
+        <w:t xml:space="preserve">thành</w:t>
       </w:r>
       <w:r>
         <w:t xml:space="preserve"> </w:t>
@@ -759,7 +759,7 @@
         <w:t xml:space="preserve">”</w:t>
       </w:r>
       <w:r>
-        <w:t xml:space="preserve">. Tính mới này được nâng đỡ bởi sự phân tách hai cấu trúc năng lực số và bởi nền dữ liệu đa quốc gia rộng nhất từng có cho khu vực, hai yếu tố cùng bảo đảm rằng tuyên bố trên dựa trên độ thuần khiết cấu trúc và độ bao phủ thể chế chứ không phải trên một mẫu hẹp hoặc một đo lường gộp.</w:t>
+        <w:t xml:space="preserve">. Tính mới này được nâng đỡ bởi sự phân tách hai cấu trúc năng lực số và bởi nền dữ liệu đa quốc gia rộng nhất từng có cho khu vực, hai yếu tố cùng bảo đảm rằng tuyên bố trên dựa trên cấu trúc đo lường thuần nhất và phạm vi thể chế rộng, thay vì dựa trên một mẫu hẹp hoặc một chỉ số gộp.</w:t>
       </w:r>
     </w:p>
     <w:bookmarkEnd w:id="38"/>
